--- a/placement questions/python.docx
+++ b/placement questions/python.docx
@@ -9,6 +9,15 @@
       </w:pPr>
       <w:r>
         <w:t>Python interview questions:</w:t>
+      </w:r>
+    </w:p>
+    <w:p>
+      <w:pPr>
+        <w:pStyle w:val="Heading2"/>
+        <w:jc w:val="center"/>
+      </w:pPr>
+      <w:r>
+        <w:t>Basic-Python:</w:t>
       </w:r>
     </w:p>
     <w:p>
@@ -23,15 +32,15 @@
           <w:b/>
           <w:bCs/>
           <w:color w:val="156082" w:themeColor="accent1"/>
-          <w:highlight w:val="darkGray"/>
-        </w:rPr>
-      </w:pPr>
-      <w:r>
-        <w:rPr>
-          <w:b/>
-          <w:bCs/>
-          <w:color w:val="156082" w:themeColor="accent1"/>
-          <w:highlight w:val="darkGray"/>
+          <w:highlight w:val="lightGray"/>
+        </w:rPr>
+      </w:pPr>
+      <w:r>
+        <w:rPr>
+          <w:b/>
+          <w:bCs/>
+          <w:color w:val="156082" w:themeColor="accent1"/>
+          <w:highlight w:val="lightGray"/>
         </w:rPr>
         <w:t>Important features of python:</w:t>
       </w:r>
@@ -504,15 +513,15 @@
           <w:b/>
           <w:bCs/>
           <w:color w:val="156082" w:themeColor="accent1"/>
-          <w:highlight w:val="darkGray"/>
-        </w:rPr>
-      </w:pPr>
-      <w:r>
-        <w:rPr>
-          <w:b/>
-          <w:bCs/>
-          <w:color w:val="156082" w:themeColor="accent1"/>
-          <w:highlight w:val="darkGray"/>
+          <w:highlight w:val="lightGray"/>
+        </w:rPr>
+      </w:pPr>
+      <w:r>
+        <w:rPr>
+          <w:b/>
+          <w:bCs/>
+          <w:color w:val="156082" w:themeColor="accent1"/>
+          <w:highlight w:val="lightGray"/>
         </w:rPr>
         <w:t>What is the result of trying to access an index in a set in Python?</w:t>
       </w:r>
@@ -703,7 +712,6 @@
         </w:numPr>
       </w:pPr>
       <w:r>
-        <w:lastRenderedPageBreak/>
         <w:t xml:space="preserve">Is </w:t>
       </w:r>
       <w:r>
@@ -1259,27 +1267,23 @@
     </w:tbl>
     <w:p>
       <w:pPr>
-        <w:rPr>
-          <w:b/>
-          <w:bCs/>
-          <w:color w:val="156082" w:themeColor="accent1"/>
-        </w:rPr>
-      </w:pPr>
-      <w:r>
-        <w:rPr>
-          <w:b/>
-          <w:bCs/>
-          <w:color w:val="156082" w:themeColor="accent1"/>
-          <w:highlight w:val="darkGray"/>
-        </w:rPr>
-        <w:t>3.</w:t>
-      </w:r>
-      <w:r>
-        <w:rPr>
-          <w:b/>
-          <w:bCs/>
-          <w:color w:val="156082" w:themeColor="accent1"/>
-          <w:highlight w:val="darkGray"/>
+        <w:pStyle w:val="ListParagraph"/>
+        <w:numPr>
+          <w:ilvl w:val="0"/>
+          <w:numId w:val="1"/>
+        </w:numPr>
+        <w:rPr>
+          <w:b/>
+          <w:bCs/>
+          <w:color w:val="156082" w:themeColor="accent1"/>
+        </w:rPr>
+      </w:pPr>
+      <w:r>
+        <w:rPr>
+          <w:b/>
+          <w:bCs/>
+          <w:color w:val="156082" w:themeColor="accent1"/>
+          <w:highlight w:val="lightGray"/>
         </w:rPr>
         <w:t>Which operator would you use to check if two variables point to the same object in memory?</w:t>
       </w:r>
@@ -1408,7 +1412,6 @@
     <w:p>
       <w:proofErr w:type="gramStart"/>
       <w:r>
-        <w:lastRenderedPageBreak/>
         <w:t>print(</w:t>
       </w:r>
       <w:proofErr w:type="gramEnd"/>
@@ -1607,27 +1610,23 @@
     </w:p>
     <w:p>
       <w:pPr>
-        <w:rPr>
-          <w:b/>
-          <w:bCs/>
-          <w:color w:val="156082" w:themeColor="accent1"/>
-        </w:rPr>
-      </w:pPr>
-      <w:r>
-        <w:rPr>
-          <w:b/>
-          <w:bCs/>
-          <w:color w:val="156082" w:themeColor="accent1"/>
-          <w:highlight w:val="darkGray"/>
-        </w:rPr>
-        <w:t>4.</w:t>
-      </w:r>
-      <w:r>
-        <w:rPr>
-          <w:b/>
-          <w:bCs/>
-          <w:color w:val="156082" w:themeColor="accent1"/>
-          <w:highlight w:val="darkGray"/>
+        <w:pStyle w:val="ListParagraph"/>
+        <w:numPr>
+          <w:ilvl w:val="0"/>
+          <w:numId w:val="1"/>
+        </w:numPr>
+        <w:rPr>
+          <w:b/>
+          <w:bCs/>
+          <w:color w:val="156082" w:themeColor="accent1"/>
+        </w:rPr>
+      </w:pPr>
+      <w:r>
+        <w:rPr>
+          <w:b/>
+          <w:bCs/>
+          <w:color w:val="156082" w:themeColor="accent1"/>
+          <w:highlight w:val="lightGray"/>
         </w:rPr>
         <w:t xml:space="preserve">Which operator is used to combine two </w:t>
       </w:r>
@@ -1637,7 +1636,7 @@
           <w:b/>
           <w:bCs/>
           <w:color w:val="156082" w:themeColor="accent1"/>
-          <w:highlight w:val="darkGray"/>
+          <w:highlight w:val="lightGray"/>
         </w:rPr>
         <w:t>boolean</w:t>
       </w:r>
@@ -1647,7 +1646,7 @@
           <w:b/>
           <w:bCs/>
           <w:color w:val="156082" w:themeColor="accent1"/>
-          <w:highlight w:val="darkGray"/>
+          <w:highlight w:val="lightGray"/>
         </w:rPr>
         <w:t xml:space="preserve"> expressions in Python?</w:t>
       </w:r>
@@ -1796,28 +1795,24 @@
     </w:p>
     <w:p>
       <w:pPr>
-        <w:rPr>
-          <w:b/>
-          <w:bCs/>
-          <w:color w:val="156082" w:themeColor="accent1"/>
-          <w:highlight w:val="darkGray"/>
-        </w:rPr>
-      </w:pPr>
-      <w:r>
-        <w:rPr>
-          <w:b/>
-          <w:bCs/>
-          <w:color w:val="156082" w:themeColor="accent1"/>
-          <w:highlight w:val="darkGray"/>
-        </w:rPr>
-        <w:t>5.</w:t>
-      </w:r>
-      <w:r>
-        <w:rPr>
-          <w:b/>
-          <w:bCs/>
-          <w:color w:val="156082" w:themeColor="accent1"/>
-          <w:highlight w:val="darkGray"/>
+        <w:pStyle w:val="ListParagraph"/>
+        <w:numPr>
+          <w:ilvl w:val="0"/>
+          <w:numId w:val="1"/>
+        </w:numPr>
+        <w:rPr>
+          <w:b/>
+          <w:bCs/>
+          <w:color w:val="156082" w:themeColor="accent1"/>
+          <w:highlight w:val="lightGray"/>
+        </w:rPr>
+      </w:pPr>
+      <w:r>
+        <w:rPr>
+          <w:b/>
+          <w:bCs/>
+          <w:color w:val="156082" w:themeColor="accent1"/>
+          <w:highlight w:val="lightGray"/>
         </w:rPr>
         <w:t>What will be the output of the following code?</w:t>
       </w:r>
@@ -1828,15 +1823,15 @@
           <w:b/>
           <w:bCs/>
           <w:color w:val="156082" w:themeColor="accent1"/>
-          <w:highlight w:val="darkGray"/>
-        </w:rPr>
-      </w:pPr>
-      <w:r>
-        <w:rPr>
-          <w:b/>
-          <w:bCs/>
-          <w:color w:val="156082" w:themeColor="accent1"/>
-          <w:highlight w:val="darkGray"/>
+          <w:highlight w:val="lightGray"/>
+        </w:rPr>
+      </w:pPr>
+      <w:r>
+        <w:rPr>
+          <w:b/>
+          <w:bCs/>
+          <w:color w:val="156082" w:themeColor="accent1"/>
+          <w:highlight w:val="lightGray"/>
         </w:rPr>
         <w:t>x = 10</w:t>
       </w:r>
@@ -1847,15 +1842,15 @@
           <w:b/>
           <w:bCs/>
           <w:color w:val="156082" w:themeColor="accent1"/>
-          <w:highlight w:val="darkGray"/>
-        </w:rPr>
-      </w:pPr>
-      <w:r>
-        <w:rPr>
-          <w:b/>
-          <w:bCs/>
-          <w:color w:val="156082" w:themeColor="accent1"/>
-          <w:highlight w:val="darkGray"/>
+          <w:highlight w:val="lightGray"/>
+        </w:rPr>
+      </w:pPr>
+      <w:r>
+        <w:rPr>
+          <w:b/>
+          <w:bCs/>
+          <w:color w:val="156082" w:themeColor="accent1"/>
+          <w:highlight w:val="lightGray"/>
         </w:rPr>
         <w:t>y = complex(x)</w:t>
       </w:r>
@@ -1873,7 +1868,7 @@
           <w:b/>
           <w:bCs/>
           <w:color w:val="156082" w:themeColor="accent1"/>
-          <w:highlight w:val="darkGray"/>
+          <w:highlight w:val="lightGray"/>
         </w:rPr>
         <w:t>print(y)</w:t>
       </w:r>
@@ -1897,43 +1892,34 @@
           <w:b/>
           <w:bCs/>
           <w:color w:val="156082" w:themeColor="accent1"/>
-          <w:highlight w:val="darkGray"/>
-        </w:rPr>
-      </w:pPr>
-      <w:r>
-        <w:rPr>
-          <w:b/>
-          <w:bCs/>
-          <w:color w:val="156082" w:themeColor="accent1"/>
-          <w:highlight w:val="darkGray"/>
-        </w:rPr>
-        <w:t>6.</w:t>
-      </w:r>
-      <w:r>
-        <w:rPr>
-          <w:b/>
-          <w:bCs/>
-          <w:color w:val="156082" w:themeColor="accent1"/>
-          <w:highlight w:val="darkGray"/>
-        </w:rPr>
-        <w:t>What will be the output of the following code?</w:t>
-      </w:r>
-    </w:p>
-    <w:p>
-      <w:pPr>
-        <w:rPr>
-          <w:b/>
-          <w:bCs/>
-          <w:color w:val="156082" w:themeColor="accent1"/>
-          <w:highlight w:val="darkGray"/>
-        </w:rPr>
-      </w:pPr>
-      <w:r>
-        <w:rPr>
-          <w:b/>
-          <w:bCs/>
-          <w:color w:val="156082" w:themeColor="accent1"/>
-          <w:highlight w:val="darkGray"/>
+          <w:highlight w:val="lightGray"/>
+        </w:rPr>
+      </w:pPr>
+      <w:r>
+        <w:rPr>
+          <w:b/>
+          <w:bCs/>
+          <w:color w:val="156082" w:themeColor="accent1"/>
+          <w:highlight w:val="lightGray"/>
+        </w:rPr>
+        <w:t>6.What will be the output of the following code?</w:t>
+      </w:r>
+    </w:p>
+    <w:p>
+      <w:pPr>
+        <w:rPr>
+          <w:b/>
+          <w:bCs/>
+          <w:color w:val="156082" w:themeColor="accent1"/>
+          <w:highlight w:val="lightGray"/>
+        </w:rPr>
+      </w:pPr>
+      <w:r>
+        <w:rPr>
+          <w:b/>
+          <w:bCs/>
+          <w:color w:val="156082" w:themeColor="accent1"/>
+          <w:highlight w:val="lightGray"/>
         </w:rPr>
         <w:t>str = "Python"</w:t>
       </w:r>
@@ -1951,7 +1937,7 @@
           <w:b/>
           <w:bCs/>
           <w:color w:val="156082" w:themeColor="accent1"/>
-          <w:highlight w:val="darkGray"/>
+          <w:highlight w:val="lightGray"/>
         </w:rPr>
         <w:t>print(</w:t>
       </w:r>
@@ -1961,7 +1947,7 @@
           <w:b/>
           <w:bCs/>
           <w:color w:val="156082" w:themeColor="accent1"/>
-          <w:highlight w:val="darkGray"/>
+          <w:highlight w:val="lightGray"/>
         </w:rPr>
         <w:t>str[</w:t>
       </w:r>
@@ -1971,7 +1957,7 @@
           <w:b/>
           <w:bCs/>
           <w:color w:val="156082" w:themeColor="accent1"/>
-          <w:highlight w:val="darkGray"/>
+          <w:highlight w:val="lightGray"/>
         </w:rPr>
         <w:t>1:4])</w:t>
       </w:r>
@@ -2007,28 +1993,23 @@
     </w:p>
     <w:p>
       <w:pPr>
-        <w:rPr>
-          <w:b/>
-          <w:bCs/>
-          <w:color w:val="156082" w:themeColor="accent1"/>
-        </w:rPr>
-      </w:pPr>
-      <w:r>
-        <w:rPr>
-          <w:b/>
-          <w:bCs/>
-          <w:color w:val="156082" w:themeColor="accent1"/>
-          <w:highlight w:val="darkGray"/>
-        </w:rPr>
-        <w:lastRenderedPageBreak/>
-        <w:t>7.</w:t>
-      </w:r>
-      <w:r>
-        <w:rPr>
-          <w:b/>
-          <w:bCs/>
-          <w:color w:val="156082" w:themeColor="accent1"/>
-          <w:highlight w:val="darkGray"/>
+        <w:pStyle w:val="ListParagraph"/>
+        <w:numPr>
+          <w:ilvl w:val="0"/>
+          <w:numId w:val="1"/>
+        </w:numPr>
+        <w:rPr>
+          <w:b/>
+          <w:bCs/>
+          <w:color w:val="156082" w:themeColor="accent1"/>
+        </w:rPr>
+      </w:pPr>
+      <w:r>
+        <w:rPr>
+          <w:b/>
+          <w:bCs/>
+          <w:color w:val="156082" w:themeColor="accent1"/>
+          <w:highlight w:val="lightGray"/>
         </w:rPr>
         <w:t>What is the effect of reassigning a variable to a new value in Python?</w:t>
       </w:r>
@@ -2585,27 +2566,23 @@
     </w:p>
     <w:p>
       <w:pPr>
-        <w:rPr>
-          <w:b/>
-          <w:bCs/>
-          <w:color w:val="156082" w:themeColor="accent1"/>
-        </w:rPr>
-      </w:pPr>
-      <w:r>
-        <w:rPr>
-          <w:b/>
-          <w:bCs/>
-          <w:color w:val="156082" w:themeColor="accent1"/>
-          <w:highlight w:val="darkGray"/>
-        </w:rPr>
-        <w:t>8.</w:t>
-      </w:r>
-      <w:r>
-        <w:rPr>
-          <w:b/>
-          <w:bCs/>
-          <w:color w:val="156082" w:themeColor="accent1"/>
-          <w:highlight w:val="darkGray"/>
+        <w:pStyle w:val="ListParagraph"/>
+        <w:numPr>
+          <w:ilvl w:val="0"/>
+          <w:numId w:val="1"/>
+        </w:numPr>
+        <w:rPr>
+          <w:b/>
+          <w:bCs/>
+          <w:color w:val="156082" w:themeColor="accent1"/>
+        </w:rPr>
+      </w:pPr>
+      <w:r>
+        <w:rPr>
+          <w:b/>
+          <w:bCs/>
+          <w:color w:val="156082" w:themeColor="accent1"/>
+          <w:highlight w:val="lightGray"/>
         </w:rPr>
         <w:t>Which of the following statements is true about the del statement in Python?</w:t>
       </w:r>
@@ -2640,6 +2617,3157 @@
         <w:t>The del statement removes the variable reference, and the memory is freed only if no other references to the object exist.</w:t>
       </w:r>
     </w:p>
+    <w:p>
+      <w:pPr>
+        <w:pStyle w:val="ListParagraph"/>
+        <w:numPr>
+          <w:ilvl w:val="0"/>
+          <w:numId w:val="1"/>
+        </w:numPr>
+        <w:rPr>
+          <w:b/>
+          <w:bCs/>
+          <w:color w:val="156082" w:themeColor="accent1"/>
+          <w:highlight w:val="lightGray"/>
+        </w:rPr>
+      </w:pPr>
+      <w:r>
+        <w:rPr>
+          <w:b/>
+          <w:bCs/>
+          <w:color w:val="156082" w:themeColor="accent1"/>
+          <w:highlight w:val="lightGray"/>
+        </w:rPr>
+        <w:t>Find the output of the following program:</w:t>
+      </w:r>
+    </w:p>
+    <w:p>
+      <w:pPr>
+        <w:rPr>
+          <w:b/>
+          <w:bCs/>
+          <w:color w:val="156082" w:themeColor="accent1"/>
+          <w:highlight w:val="lightGray"/>
+        </w:rPr>
+      </w:pPr>
+      <w:r>
+        <w:rPr>
+          <w:b/>
+          <w:bCs/>
+          <w:color w:val="156082" w:themeColor="accent1"/>
+          <w:highlight w:val="lightGray"/>
+        </w:rPr>
+        <w:t xml:space="preserve">d = </w:t>
+      </w:r>
+      <w:proofErr w:type="spellStart"/>
+      <w:proofErr w:type="gramStart"/>
+      <w:r>
+        <w:rPr>
+          <w:b/>
+          <w:bCs/>
+          <w:color w:val="156082" w:themeColor="accent1"/>
+          <w:highlight w:val="lightGray"/>
+        </w:rPr>
+        <w:t>dict</w:t>
+      </w:r>
+      <w:proofErr w:type="spellEnd"/>
+      <w:r>
+        <w:rPr>
+          <w:b/>
+          <w:bCs/>
+          <w:color w:val="156082" w:themeColor="accent1"/>
+          <w:highlight w:val="lightGray"/>
+        </w:rPr>
+        <w:t>(</w:t>
+      </w:r>
+      <w:proofErr w:type="gramEnd"/>
+      <w:r>
+        <w:rPr>
+          <w:b/>
+          <w:bCs/>
+          <w:color w:val="156082" w:themeColor="accent1"/>
+          <w:highlight w:val="lightGray"/>
+        </w:rPr>
+        <w:t xml:space="preserve">) </w:t>
+      </w:r>
+    </w:p>
+    <w:p>
+      <w:pPr>
+        <w:rPr>
+          <w:b/>
+          <w:bCs/>
+          <w:color w:val="156082" w:themeColor="accent1"/>
+          <w:highlight w:val="lightGray"/>
+        </w:rPr>
+      </w:pPr>
+      <w:r>
+        <w:rPr>
+          <w:b/>
+          <w:bCs/>
+          <w:color w:val="156082" w:themeColor="accent1"/>
+          <w:highlight w:val="lightGray"/>
+        </w:rPr>
+        <w:t>for x in enumerate(</w:t>
+      </w:r>
+      <w:proofErr w:type="gramStart"/>
+      <w:r>
+        <w:rPr>
+          <w:b/>
+          <w:bCs/>
+          <w:color w:val="156082" w:themeColor="accent1"/>
+          <w:highlight w:val="lightGray"/>
+        </w:rPr>
+        <w:t>range(</w:t>
+      </w:r>
+      <w:proofErr w:type="gramEnd"/>
+      <w:r>
+        <w:rPr>
+          <w:b/>
+          <w:bCs/>
+          <w:color w:val="156082" w:themeColor="accent1"/>
+          <w:highlight w:val="lightGray"/>
+        </w:rPr>
+        <w:t xml:space="preserve">2)): </w:t>
+      </w:r>
+    </w:p>
+    <w:p>
+      <w:pPr>
+        <w:rPr>
+          <w:b/>
+          <w:bCs/>
+          <w:color w:val="156082" w:themeColor="accent1"/>
+          <w:highlight w:val="lightGray"/>
+        </w:rPr>
+      </w:pPr>
+      <w:r>
+        <w:rPr>
+          <w:b/>
+          <w:bCs/>
+          <w:color w:val="156082" w:themeColor="accent1"/>
+          <w:highlight w:val="lightGray"/>
+        </w:rPr>
+        <w:tab/>
+        <w:t>d[</w:t>
+      </w:r>
+      <w:proofErr w:type="gramStart"/>
+      <w:r>
+        <w:rPr>
+          <w:b/>
+          <w:bCs/>
+          <w:color w:val="156082" w:themeColor="accent1"/>
+          <w:highlight w:val="lightGray"/>
+        </w:rPr>
+        <w:t>x[</w:t>
+      </w:r>
+      <w:proofErr w:type="gramEnd"/>
+      <w:r>
+        <w:rPr>
+          <w:b/>
+          <w:bCs/>
+          <w:color w:val="156082" w:themeColor="accent1"/>
+          <w:highlight w:val="lightGray"/>
+        </w:rPr>
+        <w:t xml:space="preserve">0]] = </w:t>
+      </w:r>
+      <w:proofErr w:type="gramStart"/>
+      <w:r>
+        <w:rPr>
+          <w:b/>
+          <w:bCs/>
+          <w:color w:val="156082" w:themeColor="accent1"/>
+          <w:highlight w:val="lightGray"/>
+        </w:rPr>
+        <w:t>x[</w:t>
+      </w:r>
+      <w:proofErr w:type="gramEnd"/>
+      <w:r>
+        <w:rPr>
+          <w:b/>
+          <w:bCs/>
+          <w:color w:val="156082" w:themeColor="accent1"/>
+          <w:highlight w:val="lightGray"/>
+        </w:rPr>
+        <w:t xml:space="preserve">1] </w:t>
+      </w:r>
+    </w:p>
+    <w:p>
+      <w:pPr>
+        <w:rPr>
+          <w:b/>
+          <w:bCs/>
+          <w:color w:val="156082" w:themeColor="accent1"/>
+          <w:highlight w:val="lightGray"/>
+        </w:rPr>
+      </w:pPr>
+      <w:r>
+        <w:rPr>
+          <w:b/>
+          <w:bCs/>
+          <w:color w:val="156082" w:themeColor="accent1"/>
+          <w:highlight w:val="lightGray"/>
+        </w:rPr>
+        <w:tab/>
+        <w:t>d[</w:t>
+      </w:r>
+      <w:proofErr w:type="gramStart"/>
+      <w:r>
+        <w:rPr>
+          <w:b/>
+          <w:bCs/>
+          <w:color w:val="156082" w:themeColor="accent1"/>
+          <w:highlight w:val="lightGray"/>
+        </w:rPr>
+        <w:t>x[1]+</w:t>
+      </w:r>
+      <w:proofErr w:type="gramEnd"/>
+      <w:r>
+        <w:rPr>
+          <w:b/>
+          <w:bCs/>
+          <w:color w:val="156082" w:themeColor="accent1"/>
+          <w:highlight w:val="lightGray"/>
+        </w:rPr>
+        <w:t xml:space="preserve">7] = </w:t>
+      </w:r>
+      <w:proofErr w:type="gramStart"/>
+      <w:r>
+        <w:rPr>
+          <w:b/>
+          <w:bCs/>
+          <w:color w:val="156082" w:themeColor="accent1"/>
+          <w:highlight w:val="lightGray"/>
+        </w:rPr>
+        <w:t>x[</w:t>
+      </w:r>
+      <w:proofErr w:type="gramEnd"/>
+      <w:r>
+        <w:rPr>
+          <w:b/>
+          <w:bCs/>
+          <w:color w:val="156082" w:themeColor="accent1"/>
+          <w:highlight w:val="lightGray"/>
+        </w:rPr>
+        <w:t xml:space="preserve">0] </w:t>
+      </w:r>
+    </w:p>
+    <w:p>
+      <w:pPr>
+        <w:rPr>
+          <w:b/>
+          <w:bCs/>
+          <w:color w:val="156082" w:themeColor="accent1"/>
+        </w:rPr>
+      </w:pPr>
+      <w:r>
+        <w:rPr>
+          <w:b/>
+          <w:bCs/>
+          <w:color w:val="156082" w:themeColor="accent1"/>
+          <w:highlight w:val="lightGray"/>
+        </w:rPr>
+        <w:t>print(d)</w:t>
+      </w:r>
+      <w:r>
+        <w:rPr>
+          <w:b/>
+          <w:bCs/>
+          <w:color w:val="156082" w:themeColor="accent1"/>
+        </w:rPr>
+        <w:t xml:space="preserve"> </w:t>
+      </w:r>
+    </w:p>
+    <w:p>
+      <w:pPr>
+        <w:spacing w:before="100" w:beforeAutospacing="1" w:after="100" w:afterAutospacing="1" w:line="240" w:lineRule="auto"/>
+        <w:outlineLvl w:val="2"/>
+        <w:rPr>
+          <w:rFonts w:ascii="Times New Roman" w:eastAsia="Times New Roman" w:hAnsi="Times New Roman" w:cs="Times New Roman"/>
+          <w:b/>
+          <w:bCs/>
+          <w:kern w:val="0"/>
+          <w:sz w:val="27"/>
+          <w:szCs w:val="27"/>
+          <w:lang w:eastAsia="en-IN" w:bidi="ar-SA"/>
+          <w14:ligatures w14:val="none"/>
+        </w:rPr>
+      </w:pPr>
+      <w:r>
+        <w:rPr>
+          <w:rFonts w:ascii="Times New Roman" w:eastAsia="Times New Roman" w:hAnsi="Times New Roman" w:cs="Times New Roman"/>
+          <w:b/>
+          <w:bCs/>
+          <w:kern w:val="0"/>
+          <w:sz w:val="27"/>
+          <w:szCs w:val="27"/>
+          <w:lang w:eastAsia="en-IN" w:bidi="ar-SA"/>
+          <w14:ligatures w14:val="none"/>
+        </w:rPr>
+        <w:t xml:space="preserve">How </w:t>
+      </w:r>
+      <w:proofErr w:type="gramStart"/>
+      <w:r>
+        <w:rPr>
+          <w:rFonts w:ascii="Courier New" w:eastAsia="Times New Roman" w:hAnsi="Courier New" w:cs="Courier New"/>
+          <w:b/>
+          <w:bCs/>
+          <w:kern w:val="0"/>
+          <w:sz w:val="20"/>
+          <w:szCs w:val="20"/>
+          <w:lang w:eastAsia="en-IN" w:bidi="ar-SA"/>
+          <w14:ligatures w14:val="none"/>
+        </w:rPr>
+        <w:t>enumerate(</w:t>
+      </w:r>
+      <w:proofErr w:type="gramEnd"/>
+      <w:r>
+        <w:rPr>
+          <w:rFonts w:ascii="Courier New" w:eastAsia="Times New Roman" w:hAnsi="Courier New" w:cs="Courier New"/>
+          <w:b/>
+          <w:bCs/>
+          <w:kern w:val="0"/>
+          <w:sz w:val="20"/>
+          <w:szCs w:val="20"/>
+          <w:lang w:eastAsia="en-IN" w:bidi="ar-SA"/>
+          <w14:ligatures w14:val="none"/>
+        </w:rPr>
+        <w:t>)</w:t>
+      </w:r>
+      <w:r>
+        <w:rPr>
+          <w:rFonts w:ascii="Times New Roman" w:eastAsia="Times New Roman" w:hAnsi="Times New Roman" w:cs="Times New Roman"/>
+          <w:b/>
+          <w:bCs/>
+          <w:kern w:val="0"/>
+          <w:sz w:val="27"/>
+          <w:szCs w:val="27"/>
+          <w:lang w:eastAsia="en-IN" w:bidi="ar-SA"/>
+          <w14:ligatures w14:val="none"/>
+        </w:rPr>
+        <w:t xml:space="preserve"> Works</w:t>
+      </w:r>
+    </w:p>
+    <w:p>
+      <w:pPr>
+        <w:spacing w:before="100" w:beforeAutospacing="1" w:after="100" w:afterAutospacing="1" w:line="240" w:lineRule="auto"/>
+        <w:rPr>
+          <w:rFonts w:ascii="Times New Roman" w:eastAsia="Times New Roman" w:hAnsi="Times New Roman" w:cs="Times New Roman"/>
+          <w:kern w:val="0"/>
+          <w:sz w:val="24"/>
+          <w:szCs w:val="24"/>
+          <w:lang w:eastAsia="en-IN" w:bidi="ar-SA"/>
+          <w14:ligatures w14:val="none"/>
+        </w:rPr>
+      </w:pPr>
+      <w:r>
+        <w:rPr>
+          <w:rFonts w:ascii="Times New Roman" w:eastAsia="Times New Roman" w:hAnsi="Times New Roman" w:cs="Times New Roman"/>
+          <w:kern w:val="0"/>
+          <w:sz w:val="24"/>
+          <w:szCs w:val="24"/>
+          <w:lang w:eastAsia="en-IN" w:bidi="ar-SA"/>
+          <w14:ligatures w14:val="none"/>
+        </w:rPr>
+        <w:t xml:space="preserve">The </w:t>
+      </w:r>
+      <w:proofErr w:type="gramStart"/>
+      <w:r>
+        <w:rPr>
+          <w:rFonts w:ascii="Courier New" w:eastAsia="Times New Roman" w:hAnsi="Courier New" w:cs="Courier New"/>
+          <w:kern w:val="0"/>
+          <w:sz w:val="20"/>
+          <w:szCs w:val="20"/>
+          <w:lang w:eastAsia="en-IN" w:bidi="ar-SA"/>
+          <w14:ligatures w14:val="none"/>
+        </w:rPr>
+        <w:t>enumerate(</w:t>
+      </w:r>
+      <w:proofErr w:type="gramEnd"/>
+      <w:r>
+        <w:rPr>
+          <w:rFonts w:ascii="Courier New" w:eastAsia="Times New Roman" w:hAnsi="Courier New" w:cs="Courier New"/>
+          <w:kern w:val="0"/>
+          <w:sz w:val="20"/>
+          <w:szCs w:val="20"/>
+          <w:lang w:eastAsia="en-IN" w:bidi="ar-SA"/>
+          <w14:ligatures w14:val="none"/>
+        </w:rPr>
+        <w:t>)</w:t>
+      </w:r>
+      <w:r>
+        <w:rPr>
+          <w:rFonts w:ascii="Times New Roman" w:eastAsia="Times New Roman" w:hAnsi="Times New Roman" w:cs="Times New Roman"/>
+          <w:kern w:val="0"/>
+          <w:sz w:val="24"/>
+          <w:szCs w:val="24"/>
+          <w:lang w:eastAsia="en-IN" w:bidi="ar-SA"/>
+          <w14:ligatures w14:val="none"/>
+        </w:rPr>
+        <w:t xml:space="preserve"> function in Python adds a </w:t>
+      </w:r>
+      <w:r>
+        <w:rPr>
+          <w:rFonts w:ascii="Times New Roman" w:eastAsia="Times New Roman" w:hAnsi="Times New Roman" w:cs="Times New Roman"/>
+          <w:b/>
+          <w:bCs/>
+          <w:kern w:val="0"/>
+          <w:sz w:val="24"/>
+          <w:szCs w:val="24"/>
+          <w:lang w:eastAsia="en-IN" w:bidi="ar-SA"/>
+          <w14:ligatures w14:val="none"/>
+        </w:rPr>
+        <w:t>counter (index)</w:t>
+      </w:r>
+      <w:r>
+        <w:rPr>
+          <w:rFonts w:ascii="Times New Roman" w:eastAsia="Times New Roman" w:hAnsi="Times New Roman" w:cs="Times New Roman"/>
+          <w:kern w:val="0"/>
+          <w:sz w:val="24"/>
+          <w:szCs w:val="24"/>
+          <w:lang w:eastAsia="en-IN" w:bidi="ar-SA"/>
+          <w14:ligatures w14:val="none"/>
+        </w:rPr>
+        <w:t xml:space="preserve"> to an </w:t>
+      </w:r>
+      <w:proofErr w:type="spellStart"/>
+      <w:r>
+        <w:rPr>
+          <w:rFonts w:ascii="Times New Roman" w:eastAsia="Times New Roman" w:hAnsi="Times New Roman" w:cs="Times New Roman"/>
+          <w:kern w:val="0"/>
+          <w:sz w:val="24"/>
+          <w:szCs w:val="24"/>
+          <w:lang w:eastAsia="en-IN" w:bidi="ar-SA"/>
+          <w14:ligatures w14:val="none"/>
+        </w:rPr>
+        <w:t>iterable</w:t>
+      </w:r>
+      <w:proofErr w:type="spellEnd"/>
+      <w:r>
+        <w:rPr>
+          <w:rFonts w:ascii="Times New Roman" w:eastAsia="Times New Roman" w:hAnsi="Times New Roman" w:cs="Times New Roman"/>
+          <w:kern w:val="0"/>
+          <w:sz w:val="24"/>
+          <w:szCs w:val="24"/>
+          <w:lang w:eastAsia="en-IN" w:bidi="ar-SA"/>
+          <w14:ligatures w14:val="none"/>
+        </w:rPr>
+        <w:t>.</w:t>
+      </w:r>
+    </w:p>
+    <w:p>
+      <w:pPr>
+        <w:numPr>
+          <w:ilvl w:val="0"/>
+          <w:numId w:val="8"/>
+        </w:numPr>
+        <w:spacing w:before="100" w:beforeAutospacing="1" w:after="100" w:afterAutospacing="1" w:line="240" w:lineRule="auto"/>
+        <w:rPr>
+          <w:rFonts w:ascii="Times New Roman" w:eastAsia="Times New Roman" w:hAnsi="Times New Roman" w:cs="Times New Roman"/>
+          <w:kern w:val="0"/>
+          <w:sz w:val="24"/>
+          <w:szCs w:val="24"/>
+          <w:lang w:eastAsia="en-IN" w:bidi="ar-SA"/>
+          <w14:ligatures w14:val="none"/>
+        </w:rPr>
+      </w:pPr>
+      <w:r>
+        <w:rPr>
+          <w:rFonts w:ascii="Times New Roman" w:eastAsia="Times New Roman" w:hAnsi="Times New Roman" w:cs="Times New Roman"/>
+          <w:kern w:val="0"/>
+          <w:sz w:val="24"/>
+          <w:szCs w:val="24"/>
+          <w:lang w:eastAsia="en-IN" w:bidi="ar-SA"/>
+          <w14:ligatures w14:val="none"/>
+        </w:rPr>
+        <w:t xml:space="preserve">It returns pairs </w:t>
+      </w:r>
+      <w:r>
+        <w:rPr>
+          <w:rFonts w:ascii="Courier New" w:eastAsia="Times New Roman" w:hAnsi="Courier New" w:cs="Courier New"/>
+          <w:kern w:val="0"/>
+          <w:sz w:val="20"/>
+          <w:szCs w:val="20"/>
+          <w:lang w:eastAsia="en-IN" w:bidi="ar-SA"/>
+          <w14:ligatures w14:val="none"/>
+        </w:rPr>
+        <w:t>(index, value)</w:t>
+      </w:r>
+      <w:r>
+        <w:rPr>
+          <w:rFonts w:ascii="Times New Roman" w:eastAsia="Times New Roman" w:hAnsi="Times New Roman" w:cs="Times New Roman"/>
+          <w:kern w:val="0"/>
+          <w:sz w:val="24"/>
+          <w:szCs w:val="24"/>
+          <w:lang w:eastAsia="en-IN" w:bidi="ar-SA"/>
+          <w14:ligatures w14:val="none"/>
+        </w:rPr>
+        <w:t xml:space="preserve"> for each element.</w:t>
+      </w:r>
+    </w:p>
+    <w:p>
+      <w:pPr>
+        <w:numPr>
+          <w:ilvl w:val="0"/>
+          <w:numId w:val="8"/>
+        </w:numPr>
+        <w:spacing w:before="100" w:beforeAutospacing="1" w:after="100" w:afterAutospacing="1" w:line="240" w:lineRule="auto"/>
+        <w:rPr>
+          <w:rFonts w:ascii="Times New Roman" w:eastAsia="Times New Roman" w:hAnsi="Times New Roman" w:cs="Times New Roman"/>
+          <w:kern w:val="0"/>
+          <w:sz w:val="24"/>
+          <w:szCs w:val="24"/>
+          <w:lang w:eastAsia="en-IN" w:bidi="ar-SA"/>
+          <w14:ligatures w14:val="none"/>
+        </w:rPr>
+      </w:pPr>
+      <w:r>
+        <w:rPr>
+          <w:rFonts w:ascii="Times New Roman" w:eastAsia="Times New Roman" w:hAnsi="Times New Roman" w:cs="Times New Roman"/>
+          <w:kern w:val="0"/>
+          <w:sz w:val="24"/>
+          <w:szCs w:val="24"/>
+          <w:lang w:eastAsia="en-IN" w:bidi="ar-SA"/>
+          <w14:ligatures w14:val="none"/>
+        </w:rPr>
+        <w:t xml:space="preserve">By default, the index starts at </w:t>
+      </w:r>
+      <w:r>
+        <w:rPr>
+          <w:rFonts w:ascii="Times New Roman" w:eastAsia="Times New Roman" w:hAnsi="Times New Roman" w:cs="Times New Roman"/>
+          <w:b/>
+          <w:bCs/>
+          <w:kern w:val="0"/>
+          <w:sz w:val="24"/>
+          <w:szCs w:val="24"/>
+          <w:lang w:eastAsia="en-IN" w:bidi="ar-SA"/>
+          <w14:ligatures w14:val="none"/>
+        </w:rPr>
+        <w:t>0</w:t>
+      </w:r>
+      <w:r>
+        <w:rPr>
+          <w:rFonts w:ascii="Times New Roman" w:eastAsia="Times New Roman" w:hAnsi="Times New Roman" w:cs="Times New Roman"/>
+          <w:kern w:val="0"/>
+          <w:sz w:val="24"/>
+          <w:szCs w:val="24"/>
+          <w:lang w:eastAsia="en-IN" w:bidi="ar-SA"/>
+          <w14:ligatures w14:val="none"/>
+        </w:rPr>
+        <w:t>, but you can specify a different start value.</w:t>
+      </w:r>
+    </w:p>
+    <w:p>
+      <w:pPr>
+        <w:spacing w:before="100" w:beforeAutospacing="1" w:after="100" w:afterAutospacing="1" w:line="240" w:lineRule="auto"/>
+        <w:rPr>
+          <w:rFonts w:ascii="Times New Roman" w:eastAsia="Times New Roman" w:hAnsi="Times New Roman" w:cs="Times New Roman"/>
+          <w:kern w:val="0"/>
+          <w:sz w:val="24"/>
+          <w:szCs w:val="24"/>
+          <w:lang w:eastAsia="en-IN" w:bidi="ar-SA"/>
+          <w14:ligatures w14:val="none"/>
+        </w:rPr>
+      </w:pPr>
+      <w:r>
+        <w:rPr>
+          <w:rFonts w:ascii="Times New Roman" w:eastAsia="Times New Roman" w:hAnsi="Times New Roman" w:cs="Times New Roman"/>
+          <w:kern w:val="0"/>
+          <w:sz w:val="24"/>
+          <w:szCs w:val="24"/>
+          <w:lang w:eastAsia="en-IN" w:bidi="ar-SA"/>
+          <w14:ligatures w14:val="none"/>
+        </w:rPr>
+        <w:t>Example:</w:t>
+      </w:r>
+    </w:p>
+    <w:p>
+      <w:pPr>
+        <w:spacing w:after="0" w:line="240" w:lineRule="auto"/>
+        <w:rPr>
+          <w:rFonts w:ascii="Times New Roman" w:eastAsia="Times New Roman" w:hAnsi="Times New Roman" w:cs="Times New Roman"/>
+          <w:kern w:val="0"/>
+          <w:sz w:val="24"/>
+          <w:szCs w:val="24"/>
+          <w:lang w:eastAsia="en-IN" w:bidi="ar-SA"/>
+          <w14:ligatures w14:val="none"/>
+        </w:rPr>
+      </w:pPr>
+      <w:r>
+        <w:rPr>
+          <w:rFonts w:ascii="Times New Roman" w:eastAsia="Times New Roman" w:hAnsi="Times New Roman" w:cs="Times New Roman"/>
+          <w:kern w:val="0"/>
+          <w:sz w:val="24"/>
+          <w:szCs w:val="24"/>
+          <w:lang w:eastAsia="en-IN" w:bidi="ar-SA"/>
+          <w14:ligatures w14:val="none"/>
+        </w:rPr>
+        <w:t>python</w:t>
+      </w:r>
+    </w:p>
+    <w:p>
+      <w:pPr>
+        <w:tabs>
+          <w:tab w:val="left" w:pos="916"/>
+          <w:tab w:val="left" w:pos="1832"/>
+          <w:tab w:val="left" w:pos="2748"/>
+          <w:tab w:val="left" w:pos="3664"/>
+          <w:tab w:val="left" w:pos="4580"/>
+          <w:tab w:val="left" w:pos="5496"/>
+          <w:tab w:val="left" w:pos="6412"/>
+          <w:tab w:val="left" w:pos="7328"/>
+          <w:tab w:val="left" w:pos="8244"/>
+          <w:tab w:val="left" w:pos="9160"/>
+          <w:tab w:val="left" w:pos="10076"/>
+          <w:tab w:val="left" w:pos="10992"/>
+          <w:tab w:val="left" w:pos="11908"/>
+          <w:tab w:val="left" w:pos="12824"/>
+          <w:tab w:val="left" w:pos="13740"/>
+          <w:tab w:val="left" w:pos="14656"/>
+        </w:tabs>
+        <w:spacing w:after="0" w:line="240" w:lineRule="auto"/>
+        <w:rPr>
+          <w:rFonts w:ascii="Courier New" w:eastAsia="Times New Roman" w:hAnsi="Courier New" w:cs="Courier New"/>
+          <w:kern w:val="0"/>
+          <w:sz w:val="20"/>
+          <w:szCs w:val="20"/>
+          <w:lang w:eastAsia="en-IN" w:bidi="ar-SA"/>
+          <w14:ligatures w14:val="none"/>
+        </w:rPr>
+      </w:pPr>
+      <w:r>
+        <w:rPr>
+          <w:rFonts w:ascii="Courier New" w:eastAsia="Times New Roman" w:hAnsi="Courier New" w:cs="Courier New"/>
+          <w:kern w:val="0"/>
+          <w:sz w:val="20"/>
+          <w:szCs w:val="20"/>
+          <w:lang w:eastAsia="en-IN" w:bidi="ar-SA"/>
+          <w14:ligatures w14:val="none"/>
+        </w:rPr>
+        <w:t xml:space="preserve">for </w:t>
+      </w:r>
+      <w:proofErr w:type="spellStart"/>
+      <w:r>
+        <w:rPr>
+          <w:rFonts w:ascii="Courier New" w:eastAsia="Times New Roman" w:hAnsi="Courier New" w:cs="Courier New"/>
+          <w:kern w:val="0"/>
+          <w:sz w:val="20"/>
+          <w:szCs w:val="20"/>
+          <w:lang w:eastAsia="en-IN" w:bidi="ar-SA"/>
+          <w14:ligatures w14:val="none"/>
+        </w:rPr>
+        <w:t>i</w:t>
+      </w:r>
+      <w:proofErr w:type="spellEnd"/>
+      <w:r>
+        <w:rPr>
+          <w:rFonts w:ascii="Courier New" w:eastAsia="Times New Roman" w:hAnsi="Courier New" w:cs="Courier New"/>
+          <w:kern w:val="0"/>
+          <w:sz w:val="20"/>
+          <w:szCs w:val="20"/>
+          <w:lang w:eastAsia="en-IN" w:bidi="ar-SA"/>
+          <w14:ligatures w14:val="none"/>
+        </w:rPr>
+        <w:t xml:space="preserve">, </w:t>
+      </w:r>
+      <w:proofErr w:type="spellStart"/>
+      <w:r>
+        <w:rPr>
+          <w:rFonts w:ascii="Courier New" w:eastAsia="Times New Roman" w:hAnsi="Courier New" w:cs="Courier New"/>
+          <w:kern w:val="0"/>
+          <w:sz w:val="20"/>
+          <w:szCs w:val="20"/>
+          <w:lang w:eastAsia="en-IN" w:bidi="ar-SA"/>
+          <w14:ligatures w14:val="none"/>
+        </w:rPr>
+        <w:t>val</w:t>
+      </w:r>
+      <w:proofErr w:type="spellEnd"/>
+      <w:r>
+        <w:rPr>
+          <w:rFonts w:ascii="Courier New" w:eastAsia="Times New Roman" w:hAnsi="Courier New" w:cs="Courier New"/>
+          <w:kern w:val="0"/>
+          <w:sz w:val="20"/>
+          <w:szCs w:val="20"/>
+          <w:lang w:eastAsia="en-IN" w:bidi="ar-SA"/>
+          <w14:ligatures w14:val="none"/>
+        </w:rPr>
+        <w:t xml:space="preserve"> in </w:t>
+      </w:r>
+      <w:proofErr w:type="gramStart"/>
+      <w:r>
+        <w:rPr>
+          <w:rFonts w:ascii="Courier New" w:eastAsia="Times New Roman" w:hAnsi="Courier New" w:cs="Courier New"/>
+          <w:kern w:val="0"/>
+          <w:sz w:val="20"/>
+          <w:szCs w:val="20"/>
+          <w:lang w:eastAsia="en-IN" w:bidi="ar-SA"/>
+          <w14:ligatures w14:val="none"/>
+        </w:rPr>
+        <w:t>enumerate(</w:t>
+      </w:r>
+      <w:proofErr w:type="gramEnd"/>
+      <w:r>
+        <w:rPr>
+          <w:rFonts w:ascii="Courier New" w:eastAsia="Times New Roman" w:hAnsi="Courier New" w:cs="Courier New"/>
+          <w:kern w:val="0"/>
+          <w:sz w:val="20"/>
+          <w:szCs w:val="20"/>
+          <w:lang w:eastAsia="en-IN" w:bidi="ar-SA"/>
+          <w14:ligatures w14:val="none"/>
+        </w:rPr>
+        <w:t>['a', 'b']):</w:t>
+      </w:r>
+    </w:p>
+    <w:p>
+      <w:pPr>
+        <w:tabs>
+          <w:tab w:val="left" w:pos="916"/>
+          <w:tab w:val="left" w:pos="1832"/>
+          <w:tab w:val="left" w:pos="2748"/>
+          <w:tab w:val="left" w:pos="3664"/>
+          <w:tab w:val="left" w:pos="4580"/>
+          <w:tab w:val="left" w:pos="5496"/>
+          <w:tab w:val="left" w:pos="6412"/>
+          <w:tab w:val="left" w:pos="7328"/>
+          <w:tab w:val="left" w:pos="8244"/>
+          <w:tab w:val="left" w:pos="9160"/>
+          <w:tab w:val="left" w:pos="10076"/>
+          <w:tab w:val="left" w:pos="10992"/>
+          <w:tab w:val="left" w:pos="11908"/>
+          <w:tab w:val="left" w:pos="12824"/>
+          <w:tab w:val="left" w:pos="13740"/>
+          <w:tab w:val="left" w:pos="14656"/>
+        </w:tabs>
+        <w:spacing w:after="0" w:line="240" w:lineRule="auto"/>
+        <w:rPr>
+          <w:rFonts w:ascii="Courier New" w:eastAsia="Times New Roman" w:hAnsi="Courier New" w:cs="Courier New"/>
+          <w:kern w:val="0"/>
+          <w:sz w:val="20"/>
+          <w:szCs w:val="20"/>
+          <w:lang w:eastAsia="en-IN" w:bidi="ar-SA"/>
+          <w14:ligatures w14:val="none"/>
+        </w:rPr>
+      </w:pPr>
+      <w:r>
+        <w:rPr>
+          <w:rFonts w:ascii="Courier New" w:eastAsia="Times New Roman" w:hAnsi="Courier New" w:cs="Courier New"/>
+          <w:kern w:val="0"/>
+          <w:sz w:val="20"/>
+          <w:szCs w:val="20"/>
+          <w:lang w:eastAsia="en-IN" w:bidi="ar-SA"/>
+          <w14:ligatures w14:val="none"/>
+        </w:rPr>
+        <w:t xml:space="preserve">    </w:t>
+      </w:r>
+      <w:proofErr w:type="gramStart"/>
+      <w:r>
+        <w:rPr>
+          <w:rFonts w:ascii="Courier New" w:eastAsia="Times New Roman" w:hAnsi="Courier New" w:cs="Courier New"/>
+          <w:kern w:val="0"/>
+          <w:sz w:val="20"/>
+          <w:szCs w:val="20"/>
+          <w:lang w:eastAsia="en-IN" w:bidi="ar-SA"/>
+          <w14:ligatures w14:val="none"/>
+        </w:rPr>
+        <w:t>print(</w:t>
+      </w:r>
+      <w:proofErr w:type="spellStart"/>
+      <w:proofErr w:type="gramEnd"/>
+      <w:r>
+        <w:rPr>
+          <w:rFonts w:ascii="Courier New" w:eastAsia="Times New Roman" w:hAnsi="Courier New" w:cs="Courier New"/>
+          <w:kern w:val="0"/>
+          <w:sz w:val="20"/>
+          <w:szCs w:val="20"/>
+          <w:lang w:eastAsia="en-IN" w:bidi="ar-SA"/>
+          <w14:ligatures w14:val="none"/>
+        </w:rPr>
+        <w:t>i</w:t>
+      </w:r>
+      <w:proofErr w:type="spellEnd"/>
+      <w:r>
+        <w:rPr>
+          <w:rFonts w:ascii="Courier New" w:eastAsia="Times New Roman" w:hAnsi="Courier New" w:cs="Courier New"/>
+          <w:kern w:val="0"/>
+          <w:sz w:val="20"/>
+          <w:szCs w:val="20"/>
+          <w:lang w:eastAsia="en-IN" w:bidi="ar-SA"/>
+          <w14:ligatures w14:val="none"/>
+        </w:rPr>
+        <w:t xml:space="preserve">, </w:t>
+      </w:r>
+      <w:proofErr w:type="spellStart"/>
+      <w:r>
+        <w:rPr>
+          <w:rFonts w:ascii="Courier New" w:eastAsia="Times New Roman" w:hAnsi="Courier New" w:cs="Courier New"/>
+          <w:kern w:val="0"/>
+          <w:sz w:val="20"/>
+          <w:szCs w:val="20"/>
+          <w:lang w:eastAsia="en-IN" w:bidi="ar-SA"/>
+          <w14:ligatures w14:val="none"/>
+        </w:rPr>
+        <w:t>val</w:t>
+      </w:r>
+      <w:proofErr w:type="spellEnd"/>
+      <w:r>
+        <w:rPr>
+          <w:rFonts w:ascii="Courier New" w:eastAsia="Times New Roman" w:hAnsi="Courier New" w:cs="Courier New"/>
+          <w:kern w:val="0"/>
+          <w:sz w:val="20"/>
+          <w:szCs w:val="20"/>
+          <w:lang w:eastAsia="en-IN" w:bidi="ar-SA"/>
+          <w14:ligatures w14:val="none"/>
+        </w:rPr>
+        <w:t>)</w:t>
+      </w:r>
+    </w:p>
+    <w:p>
+      <w:pPr>
+        <w:spacing w:before="100" w:beforeAutospacing="1" w:after="100" w:afterAutospacing="1" w:line="240" w:lineRule="auto"/>
+        <w:rPr>
+          <w:rFonts w:ascii="Times New Roman" w:eastAsia="Times New Roman" w:hAnsi="Times New Roman" w:cs="Times New Roman"/>
+          <w:kern w:val="0"/>
+          <w:sz w:val="24"/>
+          <w:szCs w:val="24"/>
+          <w:lang w:eastAsia="en-IN" w:bidi="ar-SA"/>
+          <w14:ligatures w14:val="none"/>
+        </w:rPr>
+      </w:pPr>
+      <w:r>
+        <w:rPr>
+          <w:rFonts w:ascii="Times New Roman" w:eastAsia="Times New Roman" w:hAnsi="Times New Roman" w:cs="Times New Roman"/>
+          <w:kern w:val="0"/>
+          <w:sz w:val="24"/>
+          <w:szCs w:val="24"/>
+          <w:lang w:eastAsia="en-IN" w:bidi="ar-SA"/>
+          <w14:ligatures w14:val="none"/>
+        </w:rPr>
+        <w:t>Output:</w:t>
+      </w:r>
+    </w:p>
+    <w:p>
+      <w:pPr>
+        <w:spacing w:after="0" w:line="240" w:lineRule="auto"/>
+        <w:rPr>
+          <w:rFonts w:ascii="Times New Roman" w:eastAsia="Times New Roman" w:hAnsi="Times New Roman" w:cs="Times New Roman"/>
+          <w:kern w:val="0"/>
+          <w:sz w:val="24"/>
+          <w:szCs w:val="24"/>
+          <w:lang w:eastAsia="en-IN" w:bidi="ar-SA"/>
+          <w14:ligatures w14:val="none"/>
+        </w:rPr>
+      </w:pPr>
+      <w:r>
+        <w:rPr>
+          <w:rFonts w:ascii="Times New Roman" w:eastAsia="Times New Roman" w:hAnsi="Times New Roman" w:cs="Times New Roman"/>
+          <w:kern w:val="0"/>
+          <w:sz w:val="24"/>
+          <w:szCs w:val="24"/>
+          <w:lang w:eastAsia="en-IN" w:bidi="ar-SA"/>
+          <w14:ligatures w14:val="none"/>
+        </w:rPr>
+        <w:t>Code</w:t>
+      </w:r>
+    </w:p>
+    <w:p>
+      <w:pPr>
+        <w:tabs>
+          <w:tab w:val="left" w:pos="916"/>
+          <w:tab w:val="left" w:pos="1832"/>
+          <w:tab w:val="left" w:pos="2748"/>
+          <w:tab w:val="left" w:pos="3664"/>
+          <w:tab w:val="left" w:pos="4580"/>
+          <w:tab w:val="left" w:pos="5496"/>
+          <w:tab w:val="left" w:pos="6412"/>
+          <w:tab w:val="left" w:pos="7328"/>
+          <w:tab w:val="left" w:pos="8244"/>
+          <w:tab w:val="left" w:pos="9160"/>
+          <w:tab w:val="left" w:pos="10076"/>
+          <w:tab w:val="left" w:pos="10992"/>
+          <w:tab w:val="left" w:pos="11908"/>
+          <w:tab w:val="left" w:pos="12824"/>
+          <w:tab w:val="left" w:pos="13740"/>
+          <w:tab w:val="left" w:pos="14656"/>
+        </w:tabs>
+        <w:spacing w:after="0" w:line="240" w:lineRule="auto"/>
+        <w:rPr>
+          <w:rFonts w:ascii="Courier New" w:eastAsia="Times New Roman" w:hAnsi="Courier New" w:cs="Courier New"/>
+          <w:kern w:val="0"/>
+          <w:sz w:val="20"/>
+          <w:szCs w:val="20"/>
+          <w:lang w:eastAsia="en-IN" w:bidi="ar-SA"/>
+          <w14:ligatures w14:val="none"/>
+        </w:rPr>
+      </w:pPr>
+      <w:r>
+        <w:rPr>
+          <w:rFonts w:ascii="Courier New" w:eastAsia="Times New Roman" w:hAnsi="Courier New" w:cs="Courier New"/>
+          <w:kern w:val="0"/>
+          <w:sz w:val="20"/>
+          <w:szCs w:val="20"/>
+          <w:lang w:eastAsia="en-IN" w:bidi="ar-SA"/>
+          <w14:ligatures w14:val="none"/>
+        </w:rPr>
+        <w:t>0 a</w:t>
+      </w:r>
+    </w:p>
+    <w:p>
+      <w:pPr>
+        <w:tabs>
+          <w:tab w:val="left" w:pos="916"/>
+          <w:tab w:val="left" w:pos="1832"/>
+          <w:tab w:val="left" w:pos="2748"/>
+          <w:tab w:val="left" w:pos="3664"/>
+          <w:tab w:val="left" w:pos="4580"/>
+          <w:tab w:val="left" w:pos="5496"/>
+          <w:tab w:val="left" w:pos="6412"/>
+          <w:tab w:val="left" w:pos="7328"/>
+          <w:tab w:val="left" w:pos="8244"/>
+          <w:tab w:val="left" w:pos="9160"/>
+          <w:tab w:val="left" w:pos="10076"/>
+          <w:tab w:val="left" w:pos="10992"/>
+          <w:tab w:val="left" w:pos="11908"/>
+          <w:tab w:val="left" w:pos="12824"/>
+          <w:tab w:val="left" w:pos="13740"/>
+          <w:tab w:val="left" w:pos="14656"/>
+        </w:tabs>
+        <w:spacing w:after="0" w:line="240" w:lineRule="auto"/>
+        <w:rPr>
+          <w:rFonts w:ascii="Courier New" w:eastAsia="Times New Roman" w:hAnsi="Courier New" w:cs="Courier New"/>
+          <w:kern w:val="0"/>
+          <w:sz w:val="20"/>
+          <w:szCs w:val="20"/>
+          <w:lang w:eastAsia="en-IN" w:bidi="ar-SA"/>
+          <w14:ligatures w14:val="none"/>
+        </w:rPr>
+      </w:pPr>
+      <w:r>
+        <w:rPr>
+          <w:rFonts w:ascii="Courier New" w:eastAsia="Times New Roman" w:hAnsi="Courier New" w:cs="Courier New"/>
+          <w:kern w:val="0"/>
+          <w:sz w:val="20"/>
+          <w:szCs w:val="20"/>
+          <w:lang w:eastAsia="en-IN" w:bidi="ar-SA"/>
+          <w14:ligatures w14:val="none"/>
+        </w:rPr>
+        <w:t>1 b</w:t>
+      </w:r>
+    </w:p>
+    <w:p>
+      <w:pPr>
+        <w:spacing w:before="100" w:beforeAutospacing="1" w:after="100" w:afterAutospacing="1" w:line="240" w:lineRule="auto"/>
+        <w:rPr>
+          <w:rFonts w:ascii="Times New Roman" w:eastAsia="Times New Roman" w:hAnsi="Times New Roman" w:cs="Times New Roman"/>
+          <w:kern w:val="0"/>
+          <w:sz w:val="24"/>
+          <w:szCs w:val="24"/>
+          <w:lang w:eastAsia="en-IN" w:bidi="ar-SA"/>
+          <w14:ligatures w14:val="none"/>
+        </w:rPr>
+      </w:pPr>
+      <w:proofErr w:type="gramStart"/>
+      <w:r>
+        <w:rPr>
+          <w:rFonts w:ascii="Times New Roman" w:eastAsia="Times New Roman" w:hAnsi="Times New Roman" w:cs="Times New Roman"/>
+          <w:kern w:val="0"/>
+          <w:sz w:val="24"/>
+          <w:szCs w:val="24"/>
+          <w:lang w:eastAsia="en-IN" w:bidi="ar-SA"/>
+          <w14:ligatures w14:val="none"/>
+        </w:rPr>
+        <w:t>So</w:t>
+      </w:r>
+      <w:proofErr w:type="gramEnd"/>
+      <w:r>
+        <w:rPr>
+          <w:rFonts w:ascii="Times New Roman" w:eastAsia="Times New Roman" w:hAnsi="Times New Roman" w:cs="Times New Roman"/>
+          <w:kern w:val="0"/>
+          <w:sz w:val="24"/>
+          <w:szCs w:val="24"/>
+          <w:lang w:eastAsia="en-IN" w:bidi="ar-SA"/>
+          <w14:ligatures w14:val="none"/>
+        </w:rPr>
+        <w:t xml:space="preserve"> </w:t>
+      </w:r>
+      <w:r>
+        <w:rPr>
+          <w:rFonts w:ascii="Courier New" w:eastAsia="Times New Roman" w:hAnsi="Courier New" w:cs="Courier New"/>
+          <w:kern w:val="0"/>
+          <w:sz w:val="20"/>
+          <w:szCs w:val="20"/>
+          <w:lang w:eastAsia="en-IN" w:bidi="ar-SA"/>
+          <w14:ligatures w14:val="none"/>
+        </w:rPr>
+        <w:t>enumerate(</w:t>
+      </w:r>
+      <w:proofErr w:type="gramStart"/>
+      <w:r>
+        <w:rPr>
+          <w:rFonts w:ascii="Courier New" w:eastAsia="Times New Roman" w:hAnsi="Courier New" w:cs="Courier New"/>
+          <w:kern w:val="0"/>
+          <w:sz w:val="20"/>
+          <w:szCs w:val="20"/>
+          <w:lang w:eastAsia="en-IN" w:bidi="ar-SA"/>
+          <w14:ligatures w14:val="none"/>
+        </w:rPr>
+        <w:t>range(</w:t>
+      </w:r>
+      <w:proofErr w:type="gramEnd"/>
+      <w:r>
+        <w:rPr>
+          <w:rFonts w:ascii="Courier New" w:eastAsia="Times New Roman" w:hAnsi="Courier New" w:cs="Courier New"/>
+          <w:kern w:val="0"/>
+          <w:sz w:val="20"/>
+          <w:szCs w:val="20"/>
+          <w:lang w:eastAsia="en-IN" w:bidi="ar-SA"/>
+          <w14:ligatures w14:val="none"/>
+        </w:rPr>
+        <w:t>2))</w:t>
+      </w:r>
+      <w:r>
+        <w:rPr>
+          <w:rFonts w:ascii="Times New Roman" w:eastAsia="Times New Roman" w:hAnsi="Times New Roman" w:cs="Times New Roman"/>
+          <w:kern w:val="0"/>
+          <w:sz w:val="24"/>
+          <w:szCs w:val="24"/>
+          <w:lang w:eastAsia="en-IN" w:bidi="ar-SA"/>
+          <w14:ligatures w14:val="none"/>
+        </w:rPr>
+        <w:t xml:space="preserve"> produces:</w:t>
+      </w:r>
+    </w:p>
+    <w:p>
+      <w:pPr>
+        <w:spacing w:after="0" w:line="240" w:lineRule="auto"/>
+        <w:rPr>
+          <w:rFonts w:ascii="Times New Roman" w:eastAsia="Times New Roman" w:hAnsi="Times New Roman" w:cs="Times New Roman"/>
+          <w:kern w:val="0"/>
+          <w:sz w:val="24"/>
+          <w:szCs w:val="24"/>
+          <w:lang w:eastAsia="en-IN" w:bidi="ar-SA"/>
+          <w14:ligatures w14:val="none"/>
+        </w:rPr>
+      </w:pPr>
+      <w:r>
+        <w:rPr>
+          <w:rFonts w:ascii="Times New Roman" w:eastAsia="Times New Roman" w:hAnsi="Times New Roman" w:cs="Times New Roman"/>
+          <w:kern w:val="0"/>
+          <w:sz w:val="24"/>
+          <w:szCs w:val="24"/>
+          <w:lang w:eastAsia="en-IN" w:bidi="ar-SA"/>
+          <w14:ligatures w14:val="none"/>
+        </w:rPr>
+        <w:t>Code</w:t>
+      </w:r>
+    </w:p>
+    <w:p>
+      <w:pPr>
+        <w:tabs>
+          <w:tab w:val="left" w:pos="916"/>
+          <w:tab w:val="left" w:pos="1832"/>
+          <w:tab w:val="left" w:pos="2748"/>
+          <w:tab w:val="left" w:pos="3664"/>
+          <w:tab w:val="left" w:pos="4580"/>
+          <w:tab w:val="left" w:pos="5496"/>
+          <w:tab w:val="left" w:pos="6412"/>
+          <w:tab w:val="left" w:pos="7328"/>
+          <w:tab w:val="left" w:pos="8244"/>
+          <w:tab w:val="left" w:pos="9160"/>
+          <w:tab w:val="left" w:pos="10076"/>
+          <w:tab w:val="left" w:pos="10992"/>
+          <w:tab w:val="left" w:pos="11908"/>
+          <w:tab w:val="left" w:pos="12824"/>
+          <w:tab w:val="left" w:pos="13740"/>
+          <w:tab w:val="left" w:pos="14656"/>
+        </w:tabs>
+        <w:spacing w:after="0" w:line="240" w:lineRule="auto"/>
+        <w:rPr>
+          <w:rFonts w:ascii="Courier New" w:eastAsia="Times New Roman" w:hAnsi="Courier New" w:cs="Courier New"/>
+          <w:kern w:val="0"/>
+          <w:sz w:val="20"/>
+          <w:szCs w:val="20"/>
+          <w:lang w:eastAsia="en-IN" w:bidi="ar-SA"/>
+          <w14:ligatures w14:val="none"/>
+        </w:rPr>
+      </w:pPr>
+      <w:r>
+        <w:rPr>
+          <w:rFonts w:ascii="Courier New" w:eastAsia="Times New Roman" w:hAnsi="Courier New" w:cs="Courier New"/>
+          <w:kern w:val="0"/>
+          <w:sz w:val="20"/>
+          <w:szCs w:val="20"/>
+          <w:lang w:eastAsia="en-IN" w:bidi="ar-SA"/>
+          <w14:ligatures w14:val="none"/>
+        </w:rPr>
+        <w:t>(0, 0)</w:t>
+      </w:r>
+    </w:p>
+    <w:p>
+      <w:pPr>
+        <w:tabs>
+          <w:tab w:val="left" w:pos="916"/>
+          <w:tab w:val="left" w:pos="1832"/>
+          <w:tab w:val="left" w:pos="2748"/>
+          <w:tab w:val="left" w:pos="3664"/>
+          <w:tab w:val="left" w:pos="4580"/>
+          <w:tab w:val="left" w:pos="5496"/>
+          <w:tab w:val="left" w:pos="6412"/>
+          <w:tab w:val="left" w:pos="7328"/>
+          <w:tab w:val="left" w:pos="8244"/>
+          <w:tab w:val="left" w:pos="9160"/>
+          <w:tab w:val="left" w:pos="10076"/>
+          <w:tab w:val="left" w:pos="10992"/>
+          <w:tab w:val="left" w:pos="11908"/>
+          <w:tab w:val="left" w:pos="12824"/>
+          <w:tab w:val="left" w:pos="13740"/>
+          <w:tab w:val="left" w:pos="14656"/>
+        </w:tabs>
+        <w:spacing w:after="0" w:line="240" w:lineRule="auto"/>
+        <w:rPr>
+          <w:rFonts w:ascii="Courier New" w:eastAsia="Times New Roman" w:hAnsi="Courier New" w:cs="Courier New"/>
+          <w:kern w:val="0"/>
+          <w:sz w:val="20"/>
+          <w:szCs w:val="20"/>
+          <w:lang w:eastAsia="en-IN" w:bidi="ar-SA"/>
+          <w14:ligatures w14:val="none"/>
+        </w:rPr>
+      </w:pPr>
+      <w:r>
+        <w:rPr>
+          <w:rFonts w:ascii="Courier New" w:eastAsia="Times New Roman" w:hAnsi="Courier New" w:cs="Courier New"/>
+          <w:kern w:val="0"/>
+          <w:sz w:val="20"/>
+          <w:szCs w:val="20"/>
+          <w:lang w:eastAsia="en-IN" w:bidi="ar-SA"/>
+          <w14:ligatures w14:val="none"/>
+        </w:rPr>
+        <w:t>(1, 1)</w:t>
+      </w:r>
+    </w:p>
+    <w:p>
+      <w:pPr>
+        <w:pStyle w:val="Heading2"/>
+        <w:jc w:val="center"/>
+      </w:pPr>
+      <w:r>
+        <w:t>FILE-Management:</w:t>
+      </w:r>
+    </w:p>
+    <w:p>
+      <w:pPr>
+        <w:pStyle w:val="ListParagraph"/>
+        <w:numPr>
+          <w:ilvl w:val="0"/>
+          <w:numId w:val="1"/>
+        </w:numPr>
+        <w:rPr>
+          <w:b/>
+          <w:bCs/>
+          <w:color w:val="156082" w:themeColor="accent1"/>
+          <w:highlight w:val="lightGray"/>
+        </w:rPr>
+      </w:pPr>
+      <w:r>
+        <w:rPr>
+          <w:b/>
+          <w:bCs/>
+          <w:color w:val="156082" w:themeColor="accent1"/>
+          <w:highlight w:val="lightGray"/>
+        </w:rPr>
+        <w:t>Which access mode allows both reading and writing to a file, but truncates the file if it already exists?</w:t>
+      </w:r>
+    </w:p>
+    <w:p>
+      <w:r>
+        <w:t>The w+ mode allows both reading and writing, but it truncates the file if it already exists.</w:t>
+      </w:r>
+    </w:p>
+    <w:p>
+      <w:pPr>
+        <w:pStyle w:val="ListParagraph"/>
+        <w:numPr>
+          <w:ilvl w:val="0"/>
+          <w:numId w:val="1"/>
+        </w:numPr>
+        <w:rPr>
+          <w:b/>
+          <w:bCs/>
+          <w:color w:val="156082" w:themeColor="accent1"/>
+          <w:highlight w:val="lightGray"/>
+        </w:rPr>
+      </w:pPr>
+      <w:r>
+        <w:rPr>
+          <w:b/>
+          <w:bCs/>
+          <w:color w:val="156082" w:themeColor="accent1"/>
+          <w:highlight w:val="lightGray"/>
+        </w:rPr>
+        <w:t>What happens if you forget to close a file after writing?</w:t>
+      </w:r>
+    </w:p>
+    <w:p>
+      <w:r>
+        <w:t>If a file is not closed, buffered data may not be flushed to disk, leading to incomplete or unsaved writes.</w:t>
+      </w:r>
+    </w:p>
+    <w:p>
+      <w:pPr>
+        <w:pStyle w:val="ListParagraph"/>
+        <w:numPr>
+          <w:ilvl w:val="0"/>
+          <w:numId w:val="1"/>
+        </w:numPr>
+        <w:rPr>
+          <w:b/>
+          <w:bCs/>
+          <w:color w:val="156082" w:themeColor="accent1"/>
+        </w:rPr>
+      </w:pPr>
+      <w:r>
+        <w:rPr>
+          <w:b/>
+          <w:bCs/>
+          <w:color w:val="156082" w:themeColor="accent1"/>
+          <w:highlight w:val="lightGray"/>
+        </w:rPr>
+        <w:t>What is an Inventory Management System?</w:t>
+      </w:r>
+    </w:p>
+    <w:p>
+      <w:pPr>
+        <w:rPr>
+          <w:color w:val="000000" w:themeColor="text1"/>
+        </w:rPr>
+      </w:pPr>
+      <w:r>
+        <w:rPr>
+          <w:color w:val="000000" w:themeColor="text1"/>
+        </w:rPr>
+        <w:t>Inventory Management System is the system which is used to manage store products and keep track of all goods stock.</w:t>
+      </w:r>
+    </w:p>
+    <w:p>
+      <w:pPr>
+        <w:pStyle w:val="ListParagraph"/>
+        <w:numPr>
+          <w:ilvl w:val="0"/>
+          <w:numId w:val="1"/>
+        </w:numPr>
+        <w:rPr>
+          <w:b/>
+          <w:bCs/>
+          <w:color w:val="156082" w:themeColor="accent1"/>
+          <w:highlight w:val="lightGray"/>
+        </w:rPr>
+      </w:pPr>
+      <w:r>
+        <w:rPr>
+          <w:b/>
+          <w:bCs/>
+          <w:color w:val="156082" w:themeColor="accent1"/>
+          <w:highlight w:val="lightGray"/>
+        </w:rPr>
+        <w:t>Consider the following inventory file.</w:t>
+      </w:r>
+    </w:p>
+    <w:p>
+      <w:pPr>
+        <w:rPr>
+          <w:b/>
+          <w:bCs/>
+          <w:color w:val="156082" w:themeColor="accent1"/>
+          <w:highlight w:val="lightGray"/>
+        </w:rPr>
+      </w:pPr>
+      <w:proofErr w:type="gramStart"/>
+      <w:r>
+        <w:rPr>
+          <w:b/>
+          <w:bCs/>
+          <w:color w:val="156082" w:themeColor="accent1"/>
+          <w:highlight w:val="lightGray"/>
+        </w:rPr>
+        <w:t>1,Dairy</w:t>
+      </w:r>
+      <w:proofErr w:type="gramEnd"/>
+      <w:r>
+        <w:rPr>
+          <w:b/>
+          <w:bCs/>
+          <w:color w:val="156082" w:themeColor="accent1"/>
+          <w:highlight w:val="lightGray"/>
+        </w:rPr>
+        <w:t xml:space="preserve"> Milk,5,100</w:t>
+      </w:r>
+    </w:p>
+    <w:p>
+      <w:pPr>
+        <w:rPr>
+          <w:b/>
+          <w:bCs/>
+          <w:color w:val="156082" w:themeColor="accent1"/>
+          <w:highlight w:val="lightGray"/>
+        </w:rPr>
+      </w:pPr>
+      <w:r>
+        <w:rPr>
+          <w:b/>
+          <w:bCs/>
+          <w:color w:val="156082" w:themeColor="accent1"/>
+          <w:highlight w:val="lightGray"/>
+        </w:rPr>
+        <w:t>2,5 Star,5,100</w:t>
+      </w:r>
+    </w:p>
+    <w:p>
+      <w:pPr>
+        <w:rPr>
+          <w:b/>
+          <w:bCs/>
+          <w:color w:val="156082" w:themeColor="accent1"/>
+          <w:highlight w:val="lightGray"/>
+        </w:rPr>
+      </w:pPr>
+      <w:proofErr w:type="gramStart"/>
+      <w:r>
+        <w:rPr>
+          <w:b/>
+          <w:bCs/>
+          <w:color w:val="156082" w:themeColor="accent1"/>
+          <w:highlight w:val="lightGray"/>
+        </w:rPr>
+        <w:t>3,Milky</w:t>
+      </w:r>
+      <w:proofErr w:type="gramEnd"/>
+      <w:r>
+        <w:rPr>
+          <w:b/>
+          <w:bCs/>
+          <w:color w:val="156082" w:themeColor="accent1"/>
+          <w:highlight w:val="lightGray"/>
+        </w:rPr>
+        <w:t xml:space="preserve"> Bar,5,100</w:t>
+      </w:r>
+    </w:p>
+    <w:p>
+      <w:pPr>
+        <w:rPr>
+          <w:b/>
+          <w:bCs/>
+          <w:color w:val="156082" w:themeColor="accent1"/>
+        </w:rPr>
+      </w:pPr>
+      <w:r>
+        <w:rPr>
+          <w:b/>
+          <w:bCs/>
+          <w:color w:val="156082" w:themeColor="accent1"/>
+          <w:highlight w:val="lightGray"/>
+        </w:rPr>
+        <w:t>Predict the output:</w:t>
+      </w:r>
+    </w:p>
+    <w:p>
+      <w:pPr>
+        <w:rPr>
+          <w:color w:val="000000" w:themeColor="text1"/>
+        </w:rPr>
+      </w:pPr>
+    </w:p>
+    <w:p>
+      <w:pPr>
+        <w:rPr>
+          <w:b/>
+          <w:bCs/>
+          <w:color w:val="156082" w:themeColor="accent1"/>
+          <w:highlight w:val="lightGray"/>
+        </w:rPr>
+      </w:pPr>
+      <w:r>
+        <w:rPr>
+          <w:b/>
+          <w:bCs/>
+          <w:color w:val="156082" w:themeColor="accent1"/>
+          <w:highlight w:val="lightGray"/>
+        </w:rPr>
+        <w:t xml:space="preserve">with </w:t>
+      </w:r>
+      <w:proofErr w:type="gramStart"/>
+      <w:r>
+        <w:rPr>
+          <w:b/>
+          <w:bCs/>
+          <w:color w:val="156082" w:themeColor="accent1"/>
+          <w:highlight w:val="lightGray"/>
+        </w:rPr>
+        <w:t>open(</w:t>
+      </w:r>
+      <w:proofErr w:type="gramEnd"/>
+      <w:r>
+        <w:rPr>
+          <w:b/>
+          <w:bCs/>
+          <w:color w:val="156082" w:themeColor="accent1"/>
+          <w:highlight w:val="lightGray"/>
+        </w:rPr>
+        <w:t xml:space="preserve">"Inventory.txt", "r") as </w:t>
+      </w:r>
+      <w:proofErr w:type="spellStart"/>
+      <w:r>
+        <w:rPr>
+          <w:b/>
+          <w:bCs/>
+          <w:color w:val="156082" w:themeColor="accent1"/>
+          <w:highlight w:val="lightGray"/>
+        </w:rPr>
+        <w:t>fd</w:t>
+      </w:r>
+      <w:proofErr w:type="spellEnd"/>
+      <w:r>
+        <w:rPr>
+          <w:b/>
+          <w:bCs/>
+          <w:color w:val="156082" w:themeColor="accent1"/>
+          <w:highlight w:val="lightGray"/>
+        </w:rPr>
+        <w:t>:</w:t>
+      </w:r>
+    </w:p>
+    <w:p>
+      <w:pPr>
+        <w:rPr>
+          <w:b/>
+          <w:bCs/>
+          <w:color w:val="156082" w:themeColor="accent1"/>
+          <w:highlight w:val="lightGray"/>
+        </w:rPr>
+      </w:pPr>
+      <w:r>
+        <w:rPr>
+          <w:b/>
+          <w:bCs/>
+          <w:color w:val="156082" w:themeColor="accent1"/>
+          <w:highlight w:val="lightGray"/>
+        </w:rPr>
+        <w:t xml:space="preserve">    </w:t>
+      </w:r>
+      <w:proofErr w:type="spellStart"/>
+      <w:r>
+        <w:rPr>
+          <w:b/>
+          <w:bCs/>
+          <w:color w:val="156082" w:themeColor="accent1"/>
+          <w:highlight w:val="lightGray"/>
+        </w:rPr>
+        <w:t>first_line</w:t>
+      </w:r>
+      <w:proofErr w:type="spellEnd"/>
+      <w:r>
+        <w:rPr>
+          <w:b/>
+          <w:bCs/>
+          <w:color w:val="156082" w:themeColor="accent1"/>
+          <w:highlight w:val="lightGray"/>
+        </w:rPr>
+        <w:t xml:space="preserve"> = next(</w:t>
+      </w:r>
+      <w:proofErr w:type="spellStart"/>
+      <w:r>
+        <w:rPr>
+          <w:b/>
+          <w:bCs/>
+          <w:color w:val="156082" w:themeColor="accent1"/>
+          <w:highlight w:val="lightGray"/>
+        </w:rPr>
+        <w:t>fd</w:t>
+      </w:r>
+      <w:proofErr w:type="spellEnd"/>
+      <w:proofErr w:type="gramStart"/>
+      <w:r>
+        <w:rPr>
+          <w:b/>
+          <w:bCs/>
+          <w:color w:val="156082" w:themeColor="accent1"/>
+          <w:highlight w:val="lightGray"/>
+        </w:rPr>
+        <w:t>).strip</w:t>
+      </w:r>
+      <w:proofErr w:type="gramEnd"/>
+      <w:r>
+        <w:rPr>
+          <w:b/>
+          <w:bCs/>
+          <w:color w:val="156082" w:themeColor="accent1"/>
+          <w:highlight w:val="lightGray"/>
+        </w:rPr>
+        <w:t>()</w:t>
+      </w:r>
+    </w:p>
+    <w:p>
+      <w:pPr>
+        <w:rPr>
+          <w:b/>
+          <w:bCs/>
+          <w:color w:val="156082" w:themeColor="accent1"/>
+        </w:rPr>
+      </w:pPr>
+      <w:r>
+        <w:rPr>
+          <w:b/>
+          <w:bCs/>
+          <w:color w:val="156082" w:themeColor="accent1"/>
+          <w:highlight w:val="lightGray"/>
+        </w:rPr>
+        <w:t xml:space="preserve">    print(</w:t>
+      </w:r>
+      <w:proofErr w:type="spellStart"/>
+      <w:r>
+        <w:rPr>
+          <w:b/>
+          <w:bCs/>
+          <w:color w:val="156082" w:themeColor="accent1"/>
+          <w:highlight w:val="lightGray"/>
+        </w:rPr>
+        <w:t>first_</w:t>
+      </w:r>
+      <w:proofErr w:type="gramStart"/>
+      <w:r>
+        <w:rPr>
+          <w:b/>
+          <w:bCs/>
+          <w:color w:val="156082" w:themeColor="accent1"/>
+          <w:highlight w:val="lightGray"/>
+        </w:rPr>
+        <w:t>line.split</w:t>
+      </w:r>
+      <w:proofErr w:type="spellEnd"/>
+      <w:proofErr w:type="gramEnd"/>
+      <w:r>
+        <w:rPr>
+          <w:b/>
+          <w:bCs/>
+          <w:color w:val="156082" w:themeColor="accent1"/>
+          <w:highlight w:val="lightGray"/>
+        </w:rPr>
+        <w:t>(",</w:t>
+      </w:r>
+      <w:proofErr w:type="gramStart"/>
+      <w:r>
+        <w:rPr>
+          <w:b/>
+          <w:bCs/>
+          <w:color w:val="156082" w:themeColor="accent1"/>
+          <w:highlight w:val="lightGray"/>
+        </w:rPr>
+        <w:t>")[</w:t>
+      </w:r>
+      <w:proofErr w:type="gramEnd"/>
+      <w:r>
+        <w:rPr>
+          <w:b/>
+          <w:bCs/>
+          <w:color w:val="156082" w:themeColor="accent1"/>
+          <w:highlight w:val="lightGray"/>
+        </w:rPr>
+        <w:t xml:space="preserve">1]) what is </w:t>
+      </w:r>
+      <w:proofErr w:type="gramStart"/>
+      <w:r>
+        <w:rPr>
+          <w:b/>
+          <w:bCs/>
+          <w:color w:val="156082" w:themeColor="accent1"/>
+          <w:highlight w:val="lightGray"/>
+        </w:rPr>
+        <w:t>next(</w:t>
+      </w:r>
+      <w:proofErr w:type="gramEnd"/>
+      <w:r>
+        <w:rPr>
+          <w:b/>
+          <w:bCs/>
+          <w:color w:val="156082" w:themeColor="accent1"/>
+          <w:highlight w:val="lightGray"/>
+        </w:rPr>
+        <w:t>)</w:t>
+      </w:r>
+    </w:p>
+    <w:p>
+      <w:pPr>
+        <w:spacing w:before="100" w:beforeAutospacing="1" w:after="100" w:afterAutospacing="1" w:line="240" w:lineRule="auto"/>
+        <w:outlineLvl w:val="2"/>
+        <w:rPr>
+          <w:rFonts w:ascii="Times New Roman" w:eastAsia="Times New Roman" w:hAnsi="Times New Roman" w:cs="Times New Roman"/>
+          <w:b/>
+          <w:bCs/>
+          <w:kern w:val="0"/>
+          <w:sz w:val="27"/>
+          <w:szCs w:val="27"/>
+          <w:lang w:eastAsia="en-IN" w:bidi="ar-SA"/>
+          <w14:ligatures w14:val="none"/>
+        </w:rPr>
+      </w:pPr>
+      <w:r>
+        <w:rPr>
+          <w:rFonts w:ascii="Times New Roman" w:eastAsia="Times New Roman" w:hAnsi="Times New Roman" w:cs="Times New Roman"/>
+          <w:b/>
+          <w:bCs/>
+          <w:kern w:val="0"/>
+          <w:sz w:val="27"/>
+          <w:szCs w:val="27"/>
+          <w:lang w:eastAsia="en-IN" w:bidi="ar-SA"/>
+          <w14:ligatures w14:val="none"/>
+        </w:rPr>
+        <w:t>Step-by-Step Execution</w:t>
+      </w:r>
+    </w:p>
+    <w:p>
+      <w:pPr>
+        <w:numPr>
+          <w:ilvl w:val="0"/>
+          <w:numId w:val="9"/>
+        </w:numPr>
+        <w:spacing w:before="100" w:beforeAutospacing="1" w:after="100" w:afterAutospacing="1" w:line="240" w:lineRule="auto"/>
+        <w:rPr>
+          <w:rFonts w:ascii="Times New Roman" w:eastAsia="Times New Roman" w:hAnsi="Times New Roman" w:cs="Times New Roman"/>
+          <w:kern w:val="0"/>
+          <w:sz w:val="24"/>
+          <w:szCs w:val="24"/>
+          <w:lang w:eastAsia="en-IN" w:bidi="ar-SA"/>
+          <w14:ligatures w14:val="none"/>
+        </w:rPr>
+      </w:pPr>
+      <w:r>
+        <w:rPr>
+          <w:rFonts w:ascii="Courier New" w:eastAsia="Times New Roman" w:hAnsi="Courier New" w:cs="Courier New"/>
+          <w:kern w:val="0"/>
+          <w:sz w:val="20"/>
+          <w:szCs w:val="20"/>
+          <w:lang w:eastAsia="en-IN" w:bidi="ar-SA"/>
+          <w14:ligatures w14:val="none"/>
+        </w:rPr>
+        <w:t>next(</w:t>
+      </w:r>
+      <w:proofErr w:type="spellStart"/>
+      <w:r>
+        <w:rPr>
+          <w:rFonts w:ascii="Courier New" w:eastAsia="Times New Roman" w:hAnsi="Courier New" w:cs="Courier New"/>
+          <w:kern w:val="0"/>
+          <w:sz w:val="20"/>
+          <w:szCs w:val="20"/>
+          <w:lang w:eastAsia="en-IN" w:bidi="ar-SA"/>
+          <w14:ligatures w14:val="none"/>
+        </w:rPr>
+        <w:t>fd</w:t>
+      </w:r>
+      <w:proofErr w:type="spellEnd"/>
+      <w:r>
+        <w:rPr>
+          <w:rFonts w:ascii="Courier New" w:eastAsia="Times New Roman" w:hAnsi="Courier New" w:cs="Courier New"/>
+          <w:kern w:val="0"/>
+          <w:sz w:val="20"/>
+          <w:szCs w:val="20"/>
+          <w:lang w:eastAsia="en-IN" w:bidi="ar-SA"/>
+          <w14:ligatures w14:val="none"/>
+        </w:rPr>
+        <w:t>)</w:t>
+      </w:r>
+    </w:p>
+    <w:p>
+      <w:pPr>
+        <w:numPr>
+          <w:ilvl w:val="1"/>
+          <w:numId w:val="9"/>
+        </w:numPr>
+        <w:spacing w:before="100" w:beforeAutospacing="1" w:after="100" w:afterAutospacing="1" w:line="240" w:lineRule="auto"/>
+        <w:rPr>
+          <w:rFonts w:ascii="Times New Roman" w:eastAsia="Times New Roman" w:hAnsi="Times New Roman" w:cs="Times New Roman"/>
+          <w:kern w:val="0"/>
+          <w:sz w:val="24"/>
+          <w:szCs w:val="24"/>
+          <w:lang w:eastAsia="en-IN" w:bidi="ar-SA"/>
+          <w14:ligatures w14:val="none"/>
+        </w:rPr>
+      </w:pPr>
+      <w:proofErr w:type="spellStart"/>
+      <w:r>
+        <w:rPr>
+          <w:rFonts w:ascii="Courier New" w:eastAsia="Times New Roman" w:hAnsi="Courier New" w:cs="Courier New"/>
+          <w:kern w:val="0"/>
+          <w:sz w:val="20"/>
+          <w:szCs w:val="20"/>
+          <w:lang w:eastAsia="en-IN" w:bidi="ar-SA"/>
+          <w14:ligatures w14:val="none"/>
+        </w:rPr>
+        <w:t>fd</w:t>
+      </w:r>
+      <w:proofErr w:type="spellEnd"/>
+      <w:r>
+        <w:rPr>
+          <w:rFonts w:ascii="Times New Roman" w:eastAsia="Times New Roman" w:hAnsi="Times New Roman" w:cs="Times New Roman"/>
+          <w:kern w:val="0"/>
+          <w:sz w:val="24"/>
+          <w:szCs w:val="24"/>
+          <w:lang w:eastAsia="en-IN" w:bidi="ar-SA"/>
+          <w14:ligatures w14:val="none"/>
+        </w:rPr>
+        <w:t xml:space="preserve"> is a file object, which is an </w:t>
+      </w:r>
+      <w:r>
+        <w:rPr>
+          <w:rFonts w:ascii="Times New Roman" w:eastAsia="Times New Roman" w:hAnsi="Times New Roman" w:cs="Times New Roman"/>
+          <w:b/>
+          <w:bCs/>
+          <w:kern w:val="0"/>
+          <w:sz w:val="24"/>
+          <w:szCs w:val="24"/>
+          <w:lang w:eastAsia="en-IN" w:bidi="ar-SA"/>
+          <w14:ligatures w14:val="none"/>
+        </w:rPr>
+        <w:t>iterator</w:t>
+      </w:r>
+      <w:r>
+        <w:rPr>
+          <w:rFonts w:ascii="Times New Roman" w:eastAsia="Times New Roman" w:hAnsi="Times New Roman" w:cs="Times New Roman"/>
+          <w:kern w:val="0"/>
+          <w:sz w:val="24"/>
+          <w:szCs w:val="24"/>
+          <w:lang w:eastAsia="en-IN" w:bidi="ar-SA"/>
+          <w14:ligatures w14:val="none"/>
+        </w:rPr>
+        <w:t xml:space="preserve"> over its lines.</w:t>
+      </w:r>
+    </w:p>
+    <w:p>
+      <w:pPr>
+        <w:numPr>
+          <w:ilvl w:val="1"/>
+          <w:numId w:val="9"/>
+        </w:numPr>
+        <w:spacing w:before="100" w:beforeAutospacing="1" w:after="100" w:afterAutospacing="1" w:line="240" w:lineRule="auto"/>
+        <w:rPr>
+          <w:rFonts w:ascii="Times New Roman" w:eastAsia="Times New Roman" w:hAnsi="Times New Roman" w:cs="Times New Roman"/>
+          <w:kern w:val="0"/>
+          <w:sz w:val="24"/>
+          <w:szCs w:val="24"/>
+          <w:lang w:eastAsia="en-IN" w:bidi="ar-SA"/>
+          <w14:ligatures w14:val="none"/>
+        </w:rPr>
+      </w:pPr>
+      <w:r>
+        <w:rPr>
+          <w:rFonts w:ascii="Courier New" w:eastAsia="Times New Roman" w:hAnsi="Courier New" w:cs="Courier New"/>
+          <w:kern w:val="0"/>
+          <w:sz w:val="20"/>
+          <w:szCs w:val="20"/>
+          <w:lang w:eastAsia="en-IN" w:bidi="ar-SA"/>
+          <w14:ligatures w14:val="none"/>
+        </w:rPr>
+        <w:t>next(</w:t>
+      </w:r>
+      <w:proofErr w:type="spellStart"/>
+      <w:r>
+        <w:rPr>
+          <w:rFonts w:ascii="Courier New" w:eastAsia="Times New Roman" w:hAnsi="Courier New" w:cs="Courier New"/>
+          <w:kern w:val="0"/>
+          <w:sz w:val="20"/>
+          <w:szCs w:val="20"/>
+          <w:lang w:eastAsia="en-IN" w:bidi="ar-SA"/>
+          <w14:ligatures w14:val="none"/>
+        </w:rPr>
+        <w:t>fd</w:t>
+      </w:r>
+      <w:proofErr w:type="spellEnd"/>
+      <w:r>
+        <w:rPr>
+          <w:rFonts w:ascii="Courier New" w:eastAsia="Times New Roman" w:hAnsi="Courier New" w:cs="Courier New"/>
+          <w:kern w:val="0"/>
+          <w:sz w:val="20"/>
+          <w:szCs w:val="20"/>
+          <w:lang w:eastAsia="en-IN" w:bidi="ar-SA"/>
+          <w14:ligatures w14:val="none"/>
+        </w:rPr>
+        <w:t>)</w:t>
+      </w:r>
+      <w:r>
+        <w:rPr>
+          <w:rFonts w:ascii="Times New Roman" w:eastAsia="Times New Roman" w:hAnsi="Times New Roman" w:cs="Times New Roman"/>
+          <w:kern w:val="0"/>
+          <w:sz w:val="24"/>
+          <w:szCs w:val="24"/>
+          <w:lang w:eastAsia="en-IN" w:bidi="ar-SA"/>
+          <w14:ligatures w14:val="none"/>
+        </w:rPr>
+        <w:t xml:space="preserve"> retrieves the </w:t>
+      </w:r>
+      <w:r>
+        <w:rPr>
+          <w:rFonts w:ascii="Times New Roman" w:eastAsia="Times New Roman" w:hAnsi="Times New Roman" w:cs="Times New Roman"/>
+          <w:b/>
+          <w:bCs/>
+          <w:kern w:val="0"/>
+          <w:sz w:val="24"/>
+          <w:szCs w:val="24"/>
+          <w:lang w:eastAsia="en-IN" w:bidi="ar-SA"/>
+          <w14:ligatures w14:val="none"/>
+        </w:rPr>
+        <w:t>next line</w:t>
+      </w:r>
+      <w:r>
+        <w:rPr>
+          <w:rFonts w:ascii="Times New Roman" w:eastAsia="Times New Roman" w:hAnsi="Times New Roman" w:cs="Times New Roman"/>
+          <w:kern w:val="0"/>
+          <w:sz w:val="24"/>
+          <w:szCs w:val="24"/>
+          <w:lang w:eastAsia="en-IN" w:bidi="ar-SA"/>
+          <w14:ligatures w14:val="none"/>
+        </w:rPr>
+        <w:t xml:space="preserve"> from the file (here, the first line).</w:t>
+      </w:r>
+    </w:p>
+    <w:p>
+      <w:pPr>
+        <w:numPr>
+          <w:ilvl w:val="1"/>
+          <w:numId w:val="9"/>
+        </w:numPr>
+        <w:spacing w:before="100" w:beforeAutospacing="1" w:after="100" w:afterAutospacing="1" w:line="240" w:lineRule="auto"/>
+        <w:rPr>
+          <w:rFonts w:ascii="Times New Roman" w:eastAsia="Times New Roman" w:hAnsi="Times New Roman" w:cs="Times New Roman"/>
+          <w:kern w:val="0"/>
+          <w:sz w:val="24"/>
+          <w:szCs w:val="24"/>
+          <w:lang w:eastAsia="en-IN" w:bidi="ar-SA"/>
+          <w14:ligatures w14:val="none"/>
+        </w:rPr>
+      </w:pPr>
+      <w:r>
+        <w:rPr>
+          <w:rFonts w:ascii="Times New Roman" w:eastAsia="Times New Roman" w:hAnsi="Times New Roman" w:cs="Times New Roman"/>
+          <w:kern w:val="0"/>
+          <w:sz w:val="24"/>
+          <w:szCs w:val="24"/>
+          <w:lang w:eastAsia="en-IN" w:bidi="ar-SA"/>
+          <w14:ligatures w14:val="none"/>
+        </w:rPr>
+        <w:t xml:space="preserve">So </w:t>
+      </w:r>
+      <w:r>
+        <w:rPr>
+          <w:rFonts w:ascii="Courier New" w:eastAsia="Times New Roman" w:hAnsi="Courier New" w:cs="Courier New"/>
+          <w:kern w:val="0"/>
+          <w:sz w:val="20"/>
+          <w:szCs w:val="20"/>
+          <w:lang w:eastAsia="en-IN" w:bidi="ar-SA"/>
+          <w14:ligatures w14:val="none"/>
+        </w:rPr>
+        <w:t>next(</w:t>
+      </w:r>
+      <w:proofErr w:type="spellStart"/>
+      <w:r>
+        <w:rPr>
+          <w:rFonts w:ascii="Courier New" w:eastAsia="Times New Roman" w:hAnsi="Courier New" w:cs="Courier New"/>
+          <w:kern w:val="0"/>
+          <w:sz w:val="20"/>
+          <w:szCs w:val="20"/>
+          <w:lang w:eastAsia="en-IN" w:bidi="ar-SA"/>
+          <w14:ligatures w14:val="none"/>
+        </w:rPr>
+        <w:t>fd</w:t>
+      </w:r>
+      <w:proofErr w:type="spellEnd"/>
+      <w:r>
+        <w:rPr>
+          <w:rFonts w:ascii="Courier New" w:eastAsia="Times New Roman" w:hAnsi="Courier New" w:cs="Courier New"/>
+          <w:kern w:val="0"/>
+          <w:sz w:val="20"/>
+          <w:szCs w:val="20"/>
+          <w:lang w:eastAsia="en-IN" w:bidi="ar-SA"/>
+          <w14:ligatures w14:val="none"/>
+        </w:rPr>
+        <w:t>)</w:t>
+      </w:r>
+      <w:r>
+        <w:rPr>
+          <w:rFonts w:ascii="Times New Roman" w:eastAsia="Times New Roman" w:hAnsi="Times New Roman" w:cs="Times New Roman"/>
+          <w:kern w:val="0"/>
+          <w:sz w:val="24"/>
+          <w:szCs w:val="24"/>
+          <w:lang w:eastAsia="en-IN" w:bidi="ar-SA"/>
+          <w14:ligatures w14:val="none"/>
+        </w:rPr>
+        <w:t xml:space="preserve"> → </w:t>
+      </w:r>
+      <w:r>
+        <w:rPr>
+          <w:rFonts w:ascii="Courier New" w:eastAsia="Times New Roman" w:hAnsi="Courier New" w:cs="Courier New"/>
+          <w:kern w:val="0"/>
+          <w:sz w:val="20"/>
+          <w:szCs w:val="20"/>
+          <w:lang w:eastAsia="en-IN" w:bidi="ar-SA"/>
+          <w14:ligatures w14:val="none"/>
+        </w:rPr>
+        <w:t>"</w:t>
+      </w:r>
+      <w:proofErr w:type="gramStart"/>
+      <w:r>
+        <w:rPr>
+          <w:rFonts w:ascii="Courier New" w:eastAsia="Times New Roman" w:hAnsi="Courier New" w:cs="Courier New"/>
+          <w:kern w:val="0"/>
+          <w:sz w:val="20"/>
+          <w:szCs w:val="20"/>
+          <w:lang w:eastAsia="en-IN" w:bidi="ar-SA"/>
+          <w14:ligatures w14:val="none"/>
+        </w:rPr>
+        <w:t>1,Dairy</w:t>
+      </w:r>
+      <w:proofErr w:type="gramEnd"/>
+      <w:r>
+        <w:rPr>
+          <w:rFonts w:ascii="Courier New" w:eastAsia="Times New Roman" w:hAnsi="Courier New" w:cs="Courier New"/>
+          <w:kern w:val="0"/>
+          <w:sz w:val="20"/>
+          <w:szCs w:val="20"/>
+          <w:lang w:eastAsia="en-IN" w:bidi="ar-SA"/>
+          <w14:ligatures w14:val="none"/>
+        </w:rPr>
+        <w:t xml:space="preserve"> Milk,5,100\n"</w:t>
+      </w:r>
+    </w:p>
+    <w:p>
+      <w:pPr>
+        <w:numPr>
+          <w:ilvl w:val="0"/>
+          <w:numId w:val="9"/>
+        </w:numPr>
+        <w:spacing w:before="100" w:beforeAutospacing="1" w:after="100" w:afterAutospacing="1" w:line="240" w:lineRule="auto"/>
+        <w:rPr>
+          <w:rFonts w:ascii="Times New Roman" w:eastAsia="Times New Roman" w:hAnsi="Times New Roman" w:cs="Times New Roman"/>
+          <w:kern w:val="0"/>
+          <w:sz w:val="24"/>
+          <w:szCs w:val="24"/>
+          <w:lang w:eastAsia="en-IN" w:bidi="ar-SA"/>
+          <w14:ligatures w14:val="none"/>
+        </w:rPr>
+      </w:pPr>
+      <w:proofErr w:type="gramStart"/>
+      <w:r>
+        <w:rPr>
+          <w:rFonts w:ascii="Courier New" w:eastAsia="Times New Roman" w:hAnsi="Courier New" w:cs="Courier New"/>
+          <w:kern w:val="0"/>
+          <w:sz w:val="20"/>
+          <w:szCs w:val="20"/>
+          <w:lang w:eastAsia="en-IN" w:bidi="ar-SA"/>
+          <w14:ligatures w14:val="none"/>
+        </w:rPr>
+        <w:t>.strip</w:t>
+      </w:r>
+      <w:proofErr w:type="gramEnd"/>
+      <w:r>
+        <w:rPr>
+          <w:rFonts w:ascii="Courier New" w:eastAsia="Times New Roman" w:hAnsi="Courier New" w:cs="Courier New"/>
+          <w:kern w:val="0"/>
+          <w:sz w:val="20"/>
+          <w:szCs w:val="20"/>
+          <w:lang w:eastAsia="en-IN" w:bidi="ar-SA"/>
+          <w14:ligatures w14:val="none"/>
+        </w:rPr>
+        <w:t>()</w:t>
+      </w:r>
+    </w:p>
+    <w:p>
+      <w:pPr>
+        <w:numPr>
+          <w:ilvl w:val="1"/>
+          <w:numId w:val="9"/>
+        </w:numPr>
+        <w:spacing w:before="100" w:beforeAutospacing="1" w:after="100" w:afterAutospacing="1" w:line="240" w:lineRule="auto"/>
+        <w:rPr>
+          <w:rFonts w:ascii="Times New Roman" w:eastAsia="Times New Roman" w:hAnsi="Times New Roman" w:cs="Times New Roman"/>
+          <w:kern w:val="0"/>
+          <w:sz w:val="24"/>
+          <w:szCs w:val="24"/>
+          <w:lang w:eastAsia="en-IN" w:bidi="ar-SA"/>
+          <w14:ligatures w14:val="none"/>
+        </w:rPr>
+      </w:pPr>
+      <w:r>
+        <w:rPr>
+          <w:rFonts w:ascii="Times New Roman" w:eastAsia="Times New Roman" w:hAnsi="Times New Roman" w:cs="Times New Roman"/>
+          <w:kern w:val="0"/>
+          <w:sz w:val="24"/>
+          <w:szCs w:val="24"/>
+          <w:lang w:eastAsia="en-IN" w:bidi="ar-SA"/>
+          <w14:ligatures w14:val="none"/>
+        </w:rPr>
+        <w:t>Removes leading/trailing whitespace and newline characters.</w:t>
+      </w:r>
+    </w:p>
+    <w:p>
+      <w:pPr>
+        <w:numPr>
+          <w:ilvl w:val="1"/>
+          <w:numId w:val="9"/>
+        </w:numPr>
+        <w:spacing w:before="100" w:beforeAutospacing="1" w:after="100" w:afterAutospacing="1" w:line="240" w:lineRule="auto"/>
+        <w:rPr>
+          <w:rFonts w:ascii="Times New Roman" w:eastAsia="Times New Roman" w:hAnsi="Times New Roman" w:cs="Times New Roman"/>
+          <w:kern w:val="0"/>
+          <w:sz w:val="24"/>
+          <w:szCs w:val="24"/>
+          <w:lang w:eastAsia="en-IN" w:bidi="ar-SA"/>
+          <w14:ligatures w14:val="none"/>
+        </w:rPr>
+      </w:pPr>
+      <w:r>
+        <w:rPr>
+          <w:rFonts w:ascii="Times New Roman" w:eastAsia="Times New Roman" w:hAnsi="Times New Roman" w:cs="Times New Roman"/>
+          <w:kern w:val="0"/>
+          <w:sz w:val="24"/>
+          <w:szCs w:val="24"/>
+          <w:lang w:eastAsia="en-IN" w:bidi="ar-SA"/>
+          <w14:ligatures w14:val="none"/>
+        </w:rPr>
+        <w:t xml:space="preserve">Result: </w:t>
+      </w:r>
+      <w:r>
+        <w:rPr>
+          <w:rFonts w:ascii="Courier New" w:eastAsia="Times New Roman" w:hAnsi="Courier New" w:cs="Courier New"/>
+          <w:kern w:val="0"/>
+          <w:sz w:val="20"/>
+          <w:szCs w:val="20"/>
+          <w:lang w:eastAsia="en-IN" w:bidi="ar-SA"/>
+          <w14:ligatures w14:val="none"/>
+        </w:rPr>
+        <w:t>"</w:t>
+      </w:r>
+      <w:proofErr w:type="gramStart"/>
+      <w:r>
+        <w:rPr>
+          <w:rFonts w:ascii="Courier New" w:eastAsia="Times New Roman" w:hAnsi="Courier New" w:cs="Courier New"/>
+          <w:kern w:val="0"/>
+          <w:sz w:val="20"/>
+          <w:szCs w:val="20"/>
+          <w:lang w:eastAsia="en-IN" w:bidi="ar-SA"/>
+          <w14:ligatures w14:val="none"/>
+        </w:rPr>
+        <w:t>1,Dairy</w:t>
+      </w:r>
+      <w:proofErr w:type="gramEnd"/>
+      <w:r>
+        <w:rPr>
+          <w:rFonts w:ascii="Courier New" w:eastAsia="Times New Roman" w:hAnsi="Courier New" w:cs="Courier New"/>
+          <w:kern w:val="0"/>
+          <w:sz w:val="20"/>
+          <w:szCs w:val="20"/>
+          <w:lang w:eastAsia="en-IN" w:bidi="ar-SA"/>
+          <w14:ligatures w14:val="none"/>
+        </w:rPr>
+        <w:t xml:space="preserve"> Milk,5,100"</w:t>
+      </w:r>
+    </w:p>
+    <w:p>
+      <w:pPr>
+        <w:numPr>
+          <w:ilvl w:val="0"/>
+          <w:numId w:val="9"/>
+        </w:numPr>
+        <w:spacing w:before="100" w:beforeAutospacing="1" w:after="100" w:afterAutospacing="1" w:line="240" w:lineRule="auto"/>
+        <w:rPr>
+          <w:rFonts w:ascii="Times New Roman" w:eastAsia="Times New Roman" w:hAnsi="Times New Roman" w:cs="Times New Roman"/>
+          <w:kern w:val="0"/>
+          <w:sz w:val="24"/>
+          <w:szCs w:val="24"/>
+          <w:lang w:eastAsia="en-IN" w:bidi="ar-SA"/>
+          <w14:ligatures w14:val="none"/>
+        </w:rPr>
+      </w:pPr>
+      <w:proofErr w:type="gramStart"/>
+      <w:r>
+        <w:rPr>
+          <w:rFonts w:ascii="Courier New" w:eastAsia="Times New Roman" w:hAnsi="Courier New" w:cs="Courier New"/>
+          <w:kern w:val="0"/>
+          <w:sz w:val="20"/>
+          <w:szCs w:val="20"/>
+          <w:lang w:eastAsia="en-IN" w:bidi="ar-SA"/>
+          <w14:ligatures w14:val="none"/>
+        </w:rPr>
+        <w:t>.split</w:t>
+      </w:r>
+      <w:proofErr w:type="gramEnd"/>
+      <w:r>
+        <w:rPr>
+          <w:rFonts w:ascii="Courier New" w:eastAsia="Times New Roman" w:hAnsi="Courier New" w:cs="Courier New"/>
+          <w:kern w:val="0"/>
+          <w:sz w:val="20"/>
+          <w:szCs w:val="20"/>
+          <w:lang w:eastAsia="en-IN" w:bidi="ar-SA"/>
+          <w14:ligatures w14:val="none"/>
+        </w:rPr>
+        <w:t>(",")</w:t>
+      </w:r>
+    </w:p>
+    <w:p>
+      <w:pPr>
+        <w:numPr>
+          <w:ilvl w:val="1"/>
+          <w:numId w:val="9"/>
+        </w:numPr>
+        <w:spacing w:before="100" w:beforeAutospacing="1" w:after="100" w:afterAutospacing="1" w:line="240" w:lineRule="auto"/>
+        <w:rPr>
+          <w:rFonts w:ascii="Times New Roman" w:eastAsia="Times New Roman" w:hAnsi="Times New Roman" w:cs="Times New Roman"/>
+          <w:kern w:val="0"/>
+          <w:sz w:val="24"/>
+          <w:szCs w:val="24"/>
+          <w:lang w:eastAsia="en-IN" w:bidi="ar-SA"/>
+          <w14:ligatures w14:val="none"/>
+        </w:rPr>
+      </w:pPr>
+      <w:r>
+        <w:rPr>
+          <w:rFonts w:ascii="Times New Roman" w:eastAsia="Times New Roman" w:hAnsi="Times New Roman" w:cs="Times New Roman"/>
+          <w:kern w:val="0"/>
+          <w:sz w:val="24"/>
+          <w:szCs w:val="24"/>
+          <w:lang w:eastAsia="en-IN" w:bidi="ar-SA"/>
+          <w14:ligatures w14:val="none"/>
+        </w:rPr>
+        <w:t>Splits the string into a list using commas as separators.</w:t>
+      </w:r>
+    </w:p>
+    <w:p>
+      <w:pPr>
+        <w:numPr>
+          <w:ilvl w:val="1"/>
+          <w:numId w:val="9"/>
+        </w:numPr>
+        <w:spacing w:before="100" w:beforeAutospacing="1" w:after="100" w:afterAutospacing="1" w:line="240" w:lineRule="auto"/>
+        <w:rPr>
+          <w:rFonts w:ascii="Times New Roman" w:eastAsia="Times New Roman" w:hAnsi="Times New Roman" w:cs="Times New Roman"/>
+          <w:kern w:val="0"/>
+          <w:sz w:val="24"/>
+          <w:szCs w:val="24"/>
+          <w:lang w:eastAsia="en-IN" w:bidi="ar-SA"/>
+          <w14:ligatures w14:val="none"/>
+        </w:rPr>
+      </w:pPr>
+      <w:r>
+        <w:rPr>
+          <w:rFonts w:ascii="Times New Roman" w:eastAsia="Times New Roman" w:hAnsi="Times New Roman" w:cs="Times New Roman"/>
+          <w:kern w:val="0"/>
+          <w:sz w:val="24"/>
+          <w:szCs w:val="24"/>
+          <w:lang w:eastAsia="en-IN" w:bidi="ar-SA"/>
+          <w14:ligatures w14:val="none"/>
+        </w:rPr>
+        <w:t xml:space="preserve">Result: </w:t>
+      </w:r>
+      <w:r>
+        <w:rPr>
+          <w:rFonts w:ascii="Courier New" w:eastAsia="Times New Roman" w:hAnsi="Courier New" w:cs="Courier New"/>
+          <w:kern w:val="0"/>
+          <w:sz w:val="20"/>
+          <w:szCs w:val="20"/>
+          <w:lang w:eastAsia="en-IN" w:bidi="ar-SA"/>
+          <w14:ligatures w14:val="none"/>
+        </w:rPr>
+        <w:t>['1', 'Dairy Milk', '5', '100']</w:t>
+      </w:r>
+    </w:p>
+    <w:p>
+      <w:pPr>
+        <w:numPr>
+          <w:ilvl w:val="0"/>
+          <w:numId w:val="9"/>
+        </w:numPr>
+        <w:spacing w:before="100" w:beforeAutospacing="1" w:after="100" w:afterAutospacing="1" w:line="240" w:lineRule="auto"/>
+        <w:rPr>
+          <w:rFonts w:ascii="Times New Roman" w:eastAsia="Times New Roman" w:hAnsi="Times New Roman" w:cs="Times New Roman"/>
+          <w:kern w:val="0"/>
+          <w:sz w:val="24"/>
+          <w:szCs w:val="24"/>
+          <w:lang w:eastAsia="en-IN" w:bidi="ar-SA"/>
+          <w14:ligatures w14:val="none"/>
+        </w:rPr>
+      </w:pPr>
+      <w:r>
+        <w:rPr>
+          <w:rFonts w:ascii="Courier New" w:eastAsia="Times New Roman" w:hAnsi="Courier New" w:cs="Courier New"/>
+          <w:kern w:val="0"/>
+          <w:sz w:val="20"/>
+          <w:szCs w:val="20"/>
+          <w:lang w:eastAsia="en-IN" w:bidi="ar-SA"/>
+          <w14:ligatures w14:val="none"/>
+        </w:rPr>
+        <w:t>[1]</w:t>
+      </w:r>
+    </w:p>
+    <w:p>
+      <w:pPr>
+        <w:numPr>
+          <w:ilvl w:val="1"/>
+          <w:numId w:val="9"/>
+        </w:numPr>
+        <w:spacing w:before="100" w:beforeAutospacing="1" w:after="100" w:afterAutospacing="1" w:line="240" w:lineRule="auto"/>
+        <w:rPr>
+          <w:rFonts w:ascii="Times New Roman" w:eastAsia="Times New Roman" w:hAnsi="Times New Roman" w:cs="Times New Roman"/>
+          <w:kern w:val="0"/>
+          <w:sz w:val="24"/>
+          <w:szCs w:val="24"/>
+          <w:lang w:eastAsia="en-IN" w:bidi="ar-SA"/>
+          <w14:ligatures w14:val="none"/>
+        </w:rPr>
+      </w:pPr>
+      <w:r>
+        <w:rPr>
+          <w:rFonts w:ascii="Times New Roman" w:eastAsia="Times New Roman" w:hAnsi="Times New Roman" w:cs="Times New Roman"/>
+          <w:kern w:val="0"/>
+          <w:sz w:val="24"/>
+          <w:szCs w:val="24"/>
+          <w:lang w:eastAsia="en-IN" w:bidi="ar-SA"/>
+          <w14:ligatures w14:val="none"/>
+        </w:rPr>
+        <w:t>Accesses the second element (index 1).</w:t>
+      </w:r>
+    </w:p>
+    <w:p>
+      <w:pPr>
+        <w:numPr>
+          <w:ilvl w:val="1"/>
+          <w:numId w:val="9"/>
+        </w:numPr>
+        <w:spacing w:before="100" w:beforeAutospacing="1" w:after="100" w:afterAutospacing="1" w:line="240" w:lineRule="auto"/>
+        <w:rPr>
+          <w:rFonts w:ascii="Times New Roman" w:eastAsia="Times New Roman" w:hAnsi="Times New Roman" w:cs="Times New Roman"/>
+          <w:kern w:val="0"/>
+          <w:sz w:val="24"/>
+          <w:szCs w:val="24"/>
+          <w:lang w:eastAsia="en-IN" w:bidi="ar-SA"/>
+          <w14:ligatures w14:val="none"/>
+        </w:rPr>
+      </w:pPr>
+      <w:r>
+        <w:rPr>
+          <w:rFonts w:ascii="Times New Roman" w:eastAsia="Times New Roman" w:hAnsi="Times New Roman" w:cs="Times New Roman"/>
+          <w:kern w:val="0"/>
+          <w:sz w:val="24"/>
+          <w:szCs w:val="24"/>
+          <w:lang w:eastAsia="en-IN" w:bidi="ar-SA"/>
+          <w14:ligatures w14:val="none"/>
+        </w:rPr>
+        <w:t xml:space="preserve">Result: </w:t>
+      </w:r>
+      <w:r>
+        <w:rPr>
+          <w:rFonts w:ascii="Courier New" w:eastAsia="Times New Roman" w:hAnsi="Courier New" w:cs="Courier New"/>
+          <w:kern w:val="0"/>
+          <w:sz w:val="20"/>
+          <w:szCs w:val="20"/>
+          <w:lang w:eastAsia="en-IN" w:bidi="ar-SA"/>
+          <w14:ligatures w14:val="none"/>
+        </w:rPr>
+        <w:t>"Dairy Milk"</w:t>
+      </w:r>
+    </w:p>
+    <w:p>
+      <w:pPr>
+        <w:rPr>
+          <w:b/>
+          <w:bCs/>
+          <w:color w:val="156082" w:themeColor="accent1"/>
+        </w:rPr>
+      </w:pPr>
+    </w:p>
+    <w:p>
+      <w:pPr>
+        <w:pStyle w:val="ListParagraph"/>
+        <w:numPr>
+          <w:ilvl w:val="0"/>
+          <w:numId w:val="1"/>
+        </w:numPr>
+        <w:rPr>
+          <w:b/>
+          <w:bCs/>
+          <w:color w:val="156082" w:themeColor="accent1"/>
+          <w:highlight w:val="lightGray"/>
+        </w:rPr>
+      </w:pPr>
+      <w:r>
+        <w:rPr>
+          <w:b/>
+          <w:bCs/>
+          <w:color w:val="156082" w:themeColor="accent1"/>
+          <w:highlight w:val="lightGray"/>
+        </w:rPr>
+        <w:t xml:space="preserve">What is the use of the </w:t>
+      </w:r>
+      <w:proofErr w:type="spellStart"/>
+      <w:proofErr w:type="gramStart"/>
+      <w:r>
+        <w:rPr>
+          <w:b/>
+          <w:bCs/>
+          <w:color w:val="156082" w:themeColor="accent1"/>
+          <w:highlight w:val="lightGray"/>
+        </w:rPr>
+        <w:t>json.dumps</w:t>
+      </w:r>
+      <w:proofErr w:type="spellEnd"/>
+      <w:proofErr w:type="gramEnd"/>
+      <w:r>
+        <w:rPr>
+          <w:b/>
+          <w:bCs/>
+          <w:color w:val="156082" w:themeColor="accent1"/>
+          <w:highlight w:val="lightGray"/>
+        </w:rPr>
+        <w:t>() method?</w:t>
+      </w:r>
+    </w:p>
+    <w:p>
+      <w:proofErr w:type="spellStart"/>
+      <w:proofErr w:type="gramStart"/>
+      <w:r>
+        <w:t>json.dumps</w:t>
+      </w:r>
+      <w:proofErr w:type="spellEnd"/>
+      <w:proofErr w:type="gramEnd"/>
+      <w:r>
+        <w:t xml:space="preserve">() method converts a Python object into a </w:t>
+      </w:r>
+      <w:proofErr w:type="spellStart"/>
+      <w:r>
+        <w:t>json</w:t>
+      </w:r>
+      <w:proofErr w:type="spellEnd"/>
+      <w:r>
+        <w:t xml:space="preserve"> string.</w:t>
+      </w:r>
+    </w:p>
+    <w:p>
+      <w:pPr>
+        <w:pStyle w:val="ListParagraph"/>
+        <w:numPr>
+          <w:ilvl w:val="0"/>
+          <w:numId w:val="1"/>
+        </w:numPr>
+        <w:rPr>
+          <w:b/>
+          <w:bCs/>
+          <w:color w:val="156082" w:themeColor="accent1"/>
+          <w:highlight w:val="lightGray"/>
+        </w:rPr>
+      </w:pPr>
+      <w:r>
+        <w:rPr>
+          <w:b/>
+          <w:bCs/>
+          <w:color w:val="156082" w:themeColor="accent1"/>
+          <w:highlight w:val="lightGray"/>
+        </w:rPr>
+        <w:t xml:space="preserve">What is the use of the </w:t>
+      </w:r>
+      <w:proofErr w:type="spellStart"/>
+      <w:proofErr w:type="gramStart"/>
+      <w:r>
+        <w:rPr>
+          <w:b/>
+          <w:bCs/>
+          <w:color w:val="156082" w:themeColor="accent1"/>
+          <w:highlight w:val="lightGray"/>
+        </w:rPr>
+        <w:t>json.loads</w:t>
+      </w:r>
+      <w:proofErr w:type="spellEnd"/>
+      <w:proofErr w:type="gramEnd"/>
+      <w:r>
+        <w:rPr>
+          <w:b/>
+          <w:bCs/>
+          <w:color w:val="156082" w:themeColor="accent1"/>
+          <w:highlight w:val="lightGray"/>
+        </w:rPr>
+        <w:t>() method?</w:t>
+      </w:r>
+    </w:p>
+    <w:p>
+      <w:pPr>
+        <w:rPr>
+          <w:color w:val="000000" w:themeColor="text1"/>
+        </w:rPr>
+      </w:pPr>
+      <w:proofErr w:type="spellStart"/>
+      <w:proofErr w:type="gramStart"/>
+      <w:r>
+        <w:rPr>
+          <w:color w:val="000000" w:themeColor="text1"/>
+        </w:rPr>
+        <w:t>json.loads</w:t>
+      </w:r>
+      <w:proofErr w:type="spellEnd"/>
+      <w:proofErr w:type="gramEnd"/>
+      <w:r>
+        <w:rPr>
+          <w:color w:val="000000" w:themeColor="text1"/>
+        </w:rPr>
+        <w:t xml:space="preserve">() method converts </w:t>
+      </w:r>
+      <w:proofErr w:type="spellStart"/>
+      <w:r>
+        <w:rPr>
+          <w:color w:val="000000" w:themeColor="text1"/>
+        </w:rPr>
+        <w:t>json</w:t>
+      </w:r>
+      <w:proofErr w:type="spellEnd"/>
+      <w:r>
+        <w:rPr>
+          <w:color w:val="000000" w:themeColor="text1"/>
+        </w:rPr>
+        <w:t xml:space="preserve"> string to python dictionary.</w:t>
+      </w:r>
+    </w:p>
+    <w:p>
+      <w:pPr>
+        <w:pStyle w:val="ListParagraph"/>
+        <w:numPr>
+          <w:ilvl w:val="0"/>
+          <w:numId w:val="1"/>
+        </w:numPr>
+        <w:rPr>
+          <w:b/>
+          <w:bCs/>
+          <w:color w:val="156082" w:themeColor="accent1"/>
+          <w:highlight w:val="lightGray"/>
+        </w:rPr>
+      </w:pPr>
+      <w:r>
+        <w:rPr>
+          <w:b/>
+          <w:bCs/>
+          <w:color w:val="156082" w:themeColor="accent1"/>
+          <w:highlight w:val="lightGray"/>
+        </w:rPr>
+        <w:t xml:space="preserve">What is the use of </w:t>
+      </w:r>
+      <w:proofErr w:type="gramStart"/>
+      <w:r>
+        <w:rPr>
+          <w:b/>
+          <w:bCs/>
+          <w:color w:val="156082" w:themeColor="accent1"/>
+          <w:highlight w:val="lightGray"/>
+        </w:rPr>
+        <w:t>clear(</w:t>
+      </w:r>
+      <w:proofErr w:type="gramEnd"/>
+      <w:r>
+        <w:rPr>
+          <w:b/>
+          <w:bCs/>
+          <w:color w:val="156082" w:themeColor="accent1"/>
+          <w:highlight w:val="lightGray"/>
+        </w:rPr>
+        <w:t>) method of the dictionary?</w:t>
+      </w:r>
+    </w:p>
+    <w:p>
+      <w:proofErr w:type="gramStart"/>
+      <w:r>
+        <w:t>clear(</w:t>
+      </w:r>
+      <w:proofErr w:type="gramEnd"/>
+      <w:r>
+        <w:t>) removes all key-value pairs from the dictionary, leaving it empty.</w:t>
+      </w:r>
+    </w:p>
+    <w:p>
+      <w:pPr>
+        <w:pStyle w:val="ListParagraph"/>
+        <w:numPr>
+          <w:ilvl w:val="0"/>
+          <w:numId w:val="1"/>
+        </w:numPr>
+        <w:rPr>
+          <w:b/>
+          <w:bCs/>
+          <w:color w:val="156082" w:themeColor="accent1"/>
+          <w:highlight w:val="lightGray"/>
+        </w:rPr>
+      </w:pPr>
+      <w:r>
+        <w:rPr>
+          <w:b/>
+          <w:bCs/>
+          <w:color w:val="156082" w:themeColor="accent1"/>
+          <w:highlight w:val="lightGray"/>
+        </w:rPr>
+        <w:t>Select the correct option to delete the key 101 from the dictionary.</w:t>
+      </w:r>
+    </w:p>
+    <w:p>
+      <w:r>
+        <w:t>del is used to remove a specific key-value pair from a dictionary by specifying the key.</w:t>
+      </w:r>
+    </w:p>
+    <w:p>
+      <w:pPr>
+        <w:pStyle w:val="ListParagraph"/>
+        <w:numPr>
+          <w:ilvl w:val="0"/>
+          <w:numId w:val="1"/>
+        </w:numPr>
+        <w:rPr>
+          <w:b/>
+          <w:bCs/>
+          <w:color w:val="156082" w:themeColor="accent1"/>
+          <w:highlight w:val="lightGray"/>
+        </w:rPr>
+      </w:pPr>
+      <w:r>
+        <w:rPr>
+          <w:b/>
+          <w:bCs/>
+          <w:color w:val="156082" w:themeColor="accent1"/>
+          <w:highlight w:val="lightGray"/>
+        </w:rPr>
+        <w:t>What function is used to write the updated inventory back to the JSON file?</w:t>
+      </w:r>
+    </w:p>
+    <w:p>
+      <w:pPr>
+        <w:rPr>
+          <w:color w:val="000000" w:themeColor="text1"/>
+        </w:rPr>
+      </w:pPr>
+      <w:proofErr w:type="spellStart"/>
+      <w:proofErr w:type="gramStart"/>
+      <w:r>
+        <w:rPr>
+          <w:color w:val="000000" w:themeColor="text1"/>
+        </w:rPr>
+        <w:t>json.dumps</w:t>
+      </w:r>
+      <w:proofErr w:type="spellEnd"/>
+      <w:proofErr w:type="gramEnd"/>
+      <w:r>
+        <w:rPr>
+          <w:color w:val="000000" w:themeColor="text1"/>
+        </w:rPr>
+        <w:t xml:space="preserve"> converts the Python dictionary into a JSON-formatted string, and </w:t>
+      </w:r>
+      <w:proofErr w:type="spellStart"/>
+      <w:proofErr w:type="gramStart"/>
+      <w:r>
+        <w:rPr>
+          <w:color w:val="000000" w:themeColor="text1"/>
+        </w:rPr>
+        <w:t>file.write</w:t>
+      </w:r>
+      <w:proofErr w:type="spellEnd"/>
+      <w:proofErr w:type="gramEnd"/>
+      <w:r>
+        <w:rPr>
+          <w:color w:val="000000" w:themeColor="text1"/>
+        </w:rPr>
+        <w:t xml:space="preserve"> writes this updated JSON data back to the file.</w:t>
+      </w:r>
+    </w:p>
+    <w:p>
+      <w:pPr>
+        <w:pStyle w:val="Heading2"/>
+        <w:jc w:val="center"/>
+      </w:pPr>
+      <w:r>
+        <w:t>Python-OS:</w:t>
+      </w:r>
+    </w:p>
+    <w:p>
+      <w:pPr>
+        <w:pStyle w:val="ListParagraph"/>
+        <w:numPr>
+          <w:ilvl w:val="2"/>
+          <w:numId w:val="7"/>
+        </w:numPr>
+        <w:rPr>
+          <w:color w:val="156082" w:themeColor="accent1"/>
+          <w:highlight w:val="lightGray"/>
+        </w:rPr>
+      </w:pPr>
+      <w:r>
+        <w:rPr>
+          <w:color w:val="156082" w:themeColor="accent1"/>
+          <w:highlight w:val="lightGray"/>
+        </w:rPr>
+        <w:t>What is the primary function of an Operating System?</w:t>
+      </w:r>
+    </w:p>
+    <w:p>
+      <w:pPr>
+        <w:ind w:left="1800"/>
+        <w:rPr>
+          <w:color w:val="000000" w:themeColor="text1"/>
+        </w:rPr>
+      </w:pPr>
+      <w:r>
+        <w:rPr>
+          <w:color w:val="000000" w:themeColor="text1"/>
+        </w:rPr>
+        <w:t>An operating system acts as a bridge between the user and the computer hardware, allowing users to interact with hardware through software.</w:t>
+      </w:r>
+    </w:p>
+    <w:p>
+      <w:pPr>
+        <w:pStyle w:val="ListParagraph"/>
+        <w:numPr>
+          <w:ilvl w:val="2"/>
+          <w:numId w:val="7"/>
+        </w:numPr>
+        <w:rPr>
+          <w:color w:val="156082" w:themeColor="accent1"/>
+          <w:highlight w:val="lightGray"/>
+        </w:rPr>
+      </w:pPr>
+      <w:r>
+        <w:rPr>
+          <w:color w:val="156082" w:themeColor="accent1"/>
+          <w:highlight w:val="lightGray"/>
+        </w:rPr>
+        <w:t>Which of the following is part of the core components of an Operating System?</w:t>
+      </w:r>
+    </w:p>
+    <w:p>
+      <w:pPr>
+        <w:ind w:left="1800"/>
+        <w:rPr>
+          <w:color w:val="000000" w:themeColor="text1"/>
+        </w:rPr>
+      </w:pPr>
+      <w:r>
+        <w:rPr>
+          <w:color w:val="000000" w:themeColor="text1"/>
+        </w:rPr>
+        <w:t>The Shell is the outermost layer of the OS that interprets user commands and passes them to the OS. It handles user interaction.</w:t>
+      </w:r>
+    </w:p>
+    <w:p>
+      <w:pPr>
+        <w:pStyle w:val="ListParagraph"/>
+        <w:numPr>
+          <w:ilvl w:val="2"/>
+          <w:numId w:val="7"/>
+        </w:numPr>
+        <w:rPr>
+          <w:color w:val="156082" w:themeColor="accent1"/>
+          <w:highlight w:val="lightGray"/>
+        </w:rPr>
+      </w:pPr>
+      <w:r>
+        <w:rPr>
+          <w:color w:val="156082" w:themeColor="accent1"/>
+          <w:highlight w:val="lightGray"/>
+        </w:rPr>
+        <w:t>Which type of operating system enables access to software and files located on other systems within a connected network?</w:t>
+      </w:r>
+    </w:p>
+    <w:p>
+      <w:pPr>
+        <w:ind w:left="1800"/>
+      </w:pPr>
+      <w:r>
+        <w:t>A Network OS provides services for file/printer sharing, user authentication, and centralized resource access across a network.</w:t>
+      </w:r>
+    </w:p>
+    <w:p>
+      <w:pPr>
+        <w:pStyle w:val="ListParagraph"/>
+        <w:numPr>
+          <w:ilvl w:val="2"/>
+          <w:numId w:val="7"/>
+        </w:numPr>
+        <w:rPr>
+          <w:color w:val="156082" w:themeColor="accent1"/>
+          <w:highlight w:val="lightGray"/>
+        </w:rPr>
+      </w:pPr>
+      <w:r>
+        <w:rPr>
+          <w:color w:val="156082" w:themeColor="accent1"/>
+          <w:highlight w:val="lightGray"/>
+        </w:rPr>
+        <w:t>Which technology was used in early computers for user input before graphical user interfaces (GUI) were developed?</w:t>
+      </w:r>
+    </w:p>
+    <w:p>
+      <w:pPr>
+        <w:ind w:left="1800"/>
+        <w:rPr>
+          <w:color w:val="000000" w:themeColor="text1"/>
+          <w:highlight w:val="lightGray"/>
+        </w:rPr>
+      </w:pPr>
+      <w:r>
+        <w:rPr>
+          <w:color w:val="000000" w:themeColor="text1"/>
+        </w:rPr>
+        <w:t>Before graphical user interfaces (GUI), punched cards were used for user input in early computers, where data was encoded by punching holes in cards to be read by machines.</w:t>
+      </w:r>
+    </w:p>
+    <w:p>
+      <w:pPr>
+        <w:pStyle w:val="ListParagraph"/>
+        <w:numPr>
+          <w:ilvl w:val="2"/>
+          <w:numId w:val="7"/>
+        </w:numPr>
+        <w:rPr>
+          <w:color w:val="156082" w:themeColor="accent1"/>
+          <w:highlight w:val="lightGray"/>
+        </w:rPr>
+      </w:pPr>
+      <w:r>
+        <w:rPr>
+          <w:color w:val="156082" w:themeColor="accent1"/>
+          <w:highlight w:val="lightGray"/>
+        </w:rPr>
+        <w:t>Which of the following functions can be used to read data from a file using a file descriptor?</w:t>
+      </w:r>
+    </w:p>
+    <w:p>
+      <w:r>
+        <w:t xml:space="preserve">                                        </w:t>
+      </w:r>
+      <w:proofErr w:type="spellStart"/>
+      <w:proofErr w:type="gramStart"/>
+      <w:r>
+        <w:t>os.read</w:t>
+      </w:r>
+      <w:proofErr w:type="spellEnd"/>
+      <w:proofErr w:type="gramEnd"/>
+      <w:r>
+        <w:t>() can be used to read data from a file using a file descriptor.</w:t>
+      </w:r>
+    </w:p>
+    <w:p>
+      <w:pPr>
+        <w:pStyle w:val="ListParagraph"/>
+        <w:numPr>
+          <w:ilvl w:val="2"/>
+          <w:numId w:val="7"/>
+        </w:numPr>
+        <w:rPr>
+          <w:color w:val="156082" w:themeColor="accent1"/>
+          <w:highlight w:val="lightGray"/>
+        </w:rPr>
+      </w:pPr>
+      <w:r>
+        <w:rPr>
+          <w:color w:val="156082" w:themeColor="accent1"/>
+          <w:highlight w:val="lightGray"/>
+        </w:rPr>
+        <w:t>Which of the following returns a string that represents the present working directory?</w:t>
+      </w:r>
+    </w:p>
+    <w:p>
+      <w:pPr>
+        <w:rPr>
+          <w:highlight w:val="lightGray"/>
+        </w:rPr>
+      </w:pPr>
+      <w:r>
+        <w:t xml:space="preserve">The function </w:t>
+      </w:r>
+      <w:proofErr w:type="spellStart"/>
+      <w:proofErr w:type="gramStart"/>
+      <w:r>
+        <w:t>getcwd</w:t>
+      </w:r>
+      <w:proofErr w:type="spellEnd"/>
+      <w:r>
+        <w:t>(</w:t>
+      </w:r>
+      <w:proofErr w:type="gramEnd"/>
+      <w:r>
+        <w:t>) (get current working directory) returns a string that represents the present working directory.</w:t>
+      </w:r>
+    </w:p>
+    <w:p>
+      <w:pPr>
+        <w:pStyle w:val="ListParagraph"/>
+        <w:numPr>
+          <w:ilvl w:val="2"/>
+          <w:numId w:val="7"/>
+        </w:numPr>
+        <w:rPr>
+          <w:color w:val="156082" w:themeColor="accent1"/>
+          <w:highlight w:val="lightGray"/>
+        </w:rPr>
+      </w:pPr>
+      <w:r>
+        <w:rPr>
+          <w:color w:val="156082" w:themeColor="accent1"/>
+          <w:highlight w:val="lightGray"/>
+        </w:rPr>
+        <w:t>Which of the following functions can be used to check the list of all files and directories in a specified directory?</w:t>
+      </w:r>
+    </w:p>
+    <w:p>
+      <w:r>
+        <w:t xml:space="preserve">The </w:t>
+      </w:r>
+      <w:proofErr w:type="spellStart"/>
+      <w:proofErr w:type="gramStart"/>
+      <w:r>
+        <w:t>os.listdir</w:t>
+      </w:r>
+      <w:proofErr w:type="spellEnd"/>
+      <w:proofErr w:type="gramEnd"/>
+      <w:r>
+        <w:t>() function is used to list all the files and directories in a specified directory. This function returns a list of the names of the entries in the directory, excluding the special entries '.' and '..'</w:t>
+      </w:r>
+    </w:p>
+    <w:p>
+      <w:pPr>
+        <w:pStyle w:val="ListParagraph"/>
+        <w:numPr>
+          <w:ilvl w:val="2"/>
+          <w:numId w:val="7"/>
+        </w:numPr>
+        <w:rPr>
+          <w:color w:val="156082" w:themeColor="accent1"/>
+          <w:highlight w:val="lightGray"/>
+        </w:rPr>
+      </w:pPr>
+      <w:r>
+        <w:rPr>
+          <w:color w:val="156082" w:themeColor="accent1"/>
+          <w:highlight w:val="lightGray"/>
+        </w:rPr>
+        <w:t xml:space="preserve">Which of the following statements about the </w:t>
+      </w:r>
+      <w:proofErr w:type="spellStart"/>
+      <w:proofErr w:type="gramStart"/>
+      <w:r>
+        <w:rPr>
+          <w:color w:val="156082" w:themeColor="accent1"/>
+          <w:highlight w:val="lightGray"/>
+        </w:rPr>
+        <w:t>os.makedirs</w:t>
+      </w:r>
+      <w:proofErr w:type="spellEnd"/>
+      <w:proofErr w:type="gramEnd"/>
+      <w:r>
+        <w:rPr>
+          <w:color w:val="156082" w:themeColor="accent1"/>
+          <w:highlight w:val="lightGray"/>
+        </w:rPr>
+        <w:t>() function is true?</w:t>
+      </w:r>
+    </w:p>
+    <w:p>
+      <w:pPr>
+        <w:rPr>
+          <w:highlight w:val="lightGray"/>
+        </w:rPr>
+      </w:pPr>
+      <w:r>
+        <w:t xml:space="preserve">The </w:t>
+      </w:r>
+      <w:proofErr w:type="spellStart"/>
+      <w:proofErr w:type="gramStart"/>
+      <w:r>
+        <w:t>os.makedirs</w:t>
+      </w:r>
+      <w:proofErr w:type="spellEnd"/>
+      <w:proofErr w:type="gramEnd"/>
+      <w:r>
+        <w:t>() function creates a specified directory, along with any necessary intermediate directories.</w:t>
+      </w:r>
+    </w:p>
+    <w:p>
+      <w:pPr>
+        <w:pStyle w:val="ListParagraph"/>
+        <w:numPr>
+          <w:ilvl w:val="2"/>
+          <w:numId w:val="7"/>
+        </w:numPr>
+        <w:rPr>
+          <w:color w:val="156082" w:themeColor="accent1"/>
+          <w:highlight w:val="lightGray"/>
+        </w:rPr>
+      </w:pPr>
+      <w:r>
+        <w:rPr>
+          <w:color w:val="156082" w:themeColor="accent1"/>
+          <w:highlight w:val="lightGray"/>
+        </w:rPr>
+        <w:t xml:space="preserve">What does </w:t>
+      </w:r>
+      <w:proofErr w:type="spellStart"/>
+      <w:proofErr w:type="gramStart"/>
+      <w:r>
+        <w:rPr>
+          <w:color w:val="156082" w:themeColor="accent1"/>
+          <w:highlight w:val="lightGray"/>
+        </w:rPr>
+        <w:t>os.close</w:t>
+      </w:r>
+      <w:proofErr w:type="spellEnd"/>
+      <w:proofErr w:type="gramEnd"/>
+      <w:r>
+        <w:rPr>
+          <w:color w:val="156082" w:themeColor="accent1"/>
+          <w:highlight w:val="lightGray"/>
+        </w:rPr>
+        <w:t>(f) do?</w:t>
+      </w:r>
+    </w:p>
+    <w:p>
+      <w:pPr>
+        <w:rPr>
+          <w:color w:val="156082" w:themeColor="accent1"/>
+        </w:rPr>
+      </w:pPr>
+      <w:r>
+        <w:rPr>
+          <w:color w:val="156082" w:themeColor="accent1"/>
+        </w:rPr>
+        <w:t xml:space="preserve">When a file descriptor is passed as an argument to </w:t>
+      </w:r>
+      <w:proofErr w:type="spellStart"/>
+      <w:proofErr w:type="gramStart"/>
+      <w:r>
+        <w:rPr>
+          <w:color w:val="156082" w:themeColor="accent1"/>
+        </w:rPr>
+        <w:t>os.close</w:t>
+      </w:r>
+      <w:proofErr w:type="spellEnd"/>
+      <w:proofErr w:type="gramEnd"/>
+      <w:r>
+        <w:rPr>
+          <w:color w:val="156082" w:themeColor="accent1"/>
+        </w:rPr>
+        <w:t>() it will be closed.</w:t>
+      </w:r>
+    </w:p>
+    <w:p>
+      <w:pPr>
+        <w:pStyle w:val="ListParagraph"/>
+        <w:numPr>
+          <w:ilvl w:val="2"/>
+          <w:numId w:val="7"/>
+        </w:numPr>
+        <w:rPr>
+          <w:color w:val="156082" w:themeColor="accent1"/>
+          <w:highlight w:val="lightGray"/>
+        </w:rPr>
+      </w:pPr>
+      <w:r>
+        <w:rPr>
+          <w:color w:val="156082" w:themeColor="accent1"/>
+          <w:highlight w:val="lightGray"/>
+        </w:rPr>
+        <w:lastRenderedPageBreak/>
+        <w:t xml:space="preserve">Which function in the </w:t>
+      </w:r>
+      <w:proofErr w:type="spellStart"/>
+      <w:r>
+        <w:rPr>
+          <w:color w:val="156082" w:themeColor="accent1"/>
+          <w:highlight w:val="lightGray"/>
+        </w:rPr>
+        <w:t>os</w:t>
+      </w:r>
+      <w:proofErr w:type="spellEnd"/>
+      <w:r>
+        <w:rPr>
+          <w:color w:val="156082" w:themeColor="accent1"/>
+          <w:highlight w:val="lightGray"/>
+        </w:rPr>
+        <w:t xml:space="preserve"> module can be used to combine one or more directory names into a single path?</w:t>
+      </w:r>
+    </w:p>
+    <w:p>
+      <w:pPr>
+        <w:rPr>
+          <w:color w:val="156082" w:themeColor="accent1"/>
+        </w:rPr>
+      </w:pPr>
+      <w:proofErr w:type="spellStart"/>
+      <w:proofErr w:type="gramStart"/>
+      <w:r>
+        <w:rPr>
+          <w:color w:val="156082" w:themeColor="accent1"/>
+        </w:rPr>
+        <w:t>os.path</w:t>
+      </w:r>
+      <w:proofErr w:type="gramEnd"/>
+      <w:r>
+        <w:rPr>
+          <w:color w:val="156082" w:themeColor="accent1"/>
+        </w:rPr>
+        <w:t>.</w:t>
+      </w:r>
+      <w:proofErr w:type="gramStart"/>
+      <w:r>
+        <w:rPr>
+          <w:color w:val="156082" w:themeColor="accent1"/>
+        </w:rPr>
+        <w:t>join</w:t>
+      </w:r>
+      <w:proofErr w:type="spellEnd"/>
+      <w:r>
+        <w:rPr>
+          <w:color w:val="156082" w:themeColor="accent1"/>
+        </w:rPr>
+        <w:t>(</w:t>
+      </w:r>
+      <w:proofErr w:type="gramEnd"/>
+      <w:r>
+        <w:rPr>
+          <w:color w:val="156082" w:themeColor="accent1"/>
+        </w:rPr>
+        <w:t>) combines multiple directory or file names into a single valid path.</w:t>
+      </w:r>
+    </w:p>
+    <w:p>
+      <w:pPr>
+        <w:pStyle w:val="ListParagraph"/>
+        <w:numPr>
+          <w:ilvl w:val="2"/>
+          <w:numId w:val="7"/>
+        </w:numPr>
+        <w:rPr>
+          <w:color w:val="156082" w:themeColor="accent1"/>
+          <w:highlight w:val="lightGray"/>
+        </w:rPr>
+      </w:pPr>
+      <w:proofErr w:type="spellStart"/>
+      <w:proofErr w:type="gramStart"/>
+      <w:r>
+        <w:rPr>
+          <w:color w:val="156082" w:themeColor="accent1"/>
+          <w:highlight w:val="lightGray"/>
+        </w:rPr>
+        <w:t>os.path</w:t>
+      </w:r>
+      <w:proofErr w:type="gramEnd"/>
+      <w:r>
+        <w:rPr>
+          <w:color w:val="156082" w:themeColor="accent1"/>
+          <w:highlight w:val="lightGray"/>
+        </w:rPr>
+        <w:t>.</w:t>
+      </w:r>
+      <w:proofErr w:type="gramStart"/>
+      <w:r>
+        <w:rPr>
+          <w:color w:val="156082" w:themeColor="accent1"/>
+          <w:highlight w:val="lightGray"/>
+        </w:rPr>
+        <w:t>exists</w:t>
+      </w:r>
+      <w:proofErr w:type="spellEnd"/>
+      <w:r>
+        <w:rPr>
+          <w:color w:val="156082" w:themeColor="accent1"/>
+          <w:highlight w:val="lightGray"/>
+        </w:rPr>
+        <w:t>(</w:t>
+      </w:r>
+      <w:proofErr w:type="gramEnd"/>
+      <w:r>
+        <w:rPr>
+          <w:color w:val="156082" w:themeColor="accent1"/>
+          <w:highlight w:val="lightGray"/>
+        </w:rPr>
+        <w:t>) returns a value in form of</w:t>
+      </w:r>
+    </w:p>
+    <w:p>
+      <w:pPr>
+        <w:rPr>
+          <w:color w:val="156082" w:themeColor="accent1"/>
+        </w:rPr>
+      </w:pPr>
+      <w:r>
+        <w:rPr>
+          <w:color w:val="156082" w:themeColor="accent1"/>
+        </w:rPr>
+        <w:t xml:space="preserve">It returns a value in form of </w:t>
+      </w:r>
+      <w:proofErr w:type="spellStart"/>
+      <w:r>
+        <w:rPr>
+          <w:color w:val="156082" w:themeColor="accent1"/>
+        </w:rPr>
+        <w:t>boolean</w:t>
+      </w:r>
+      <w:proofErr w:type="spellEnd"/>
+      <w:r>
+        <w:rPr>
+          <w:color w:val="156082" w:themeColor="accent1"/>
+        </w:rPr>
+        <w:t>.</w:t>
+      </w:r>
+    </w:p>
+    <w:p>
+      <w:pPr>
+        <w:rPr>
+          <w:color w:val="156082" w:themeColor="accent1"/>
+          <w:highlight w:val="lightGray"/>
+        </w:rPr>
+      </w:pPr>
+    </w:p>
+    <w:p>
+      <w:pPr>
+        <w:rPr>
+          <w:color w:val="156082" w:themeColor="accent1"/>
+          <w:highlight w:val="lightGray"/>
+        </w:rPr>
+      </w:pPr>
+    </w:p>
+    <w:p>
+      <w:pPr>
+        <w:rPr>
+          <w:b/>
+          <w:bCs/>
+          <w:color w:val="156082" w:themeColor="accent1"/>
+          <w:highlight w:val="lightGray"/>
+        </w:rPr>
+      </w:pPr>
+      <w:r>
+        <w:rPr>
+          <w:b/>
+          <w:bCs/>
+          <w:color w:val="156082" w:themeColor="accent1"/>
+          <w:highlight w:val="lightGray"/>
+        </w:rPr>
+        <w:t xml:space="preserve">    </w:t>
+      </w:r>
+    </w:p>
+    <w:p>
+      <w:pPr>
+        <w:rPr>
+          <w:b/>
+          <w:bCs/>
+          <w:color w:val="156082" w:themeColor="accent1"/>
+          <w:highlight w:val="lightGray"/>
+        </w:rPr>
+      </w:pPr>
+    </w:p>
+    <w:p>
+      <w:pPr>
+        <w:rPr>
+          <w:color w:val="156082" w:themeColor="accent1"/>
+        </w:rPr>
+      </w:pPr>
+    </w:p>
+    <w:p/>
+    <w:p/>
+    <w:p/>
+    <w:p/>
     <w:p>
       <w:pPr>
         <w:rPr>
@@ -2698,98 +5826,9 @@
 <file path=word/numbering.xml><?xml version="1.0" encoding="utf-8"?>
 <w:numbering xmlns:wpc="http://schemas.microsoft.com/office/word/2010/wordprocessingCanvas" xmlns:cx="http://schemas.microsoft.com/office/drawing/2014/chartex" xmlns:cx1="http://schemas.microsoft.com/office/drawing/2015/9/8/chartex" xmlns:cx2="http://schemas.microsoft.com/office/drawing/2015/10/21/chartex" xmlns:cx3="http://schemas.microsoft.com/office/drawing/2016/5/9/chartex" xmlns:cx4="http://schemas.microsoft.com/office/drawing/2016/5/10/chartex" xmlns:cx5="http://schemas.microsoft.com/office/drawing/2016/5/11/chartex" xmlns:cx6="http://schemas.microsoft.com/office/drawing/2016/5/12/chartex" xmlns:cx7="http://schemas.microsoft.com/office/drawing/2016/5/13/chartex" xmlns:cx8="http://schemas.microsoft.com/office/drawing/2016/5/14/chartex" xmlns:mc="http://schemas.openxmlformats.org/markup-compatibility/2006" xmlns:aink="http://schemas.microsoft.com/office/drawing/2016/ink" xmlns:am3d="http://schemas.microsoft.com/office/drawing/2017/model3d" xmlns:o="urn:schemas-microsoft-com:office:office" xmlns:oel="http://schemas.microsoft.com/office/2019/extlst" xmlns:r="http://schemas.openxmlformats.org/officeDocument/2006/relationships" xmlns:m="http://schemas.openxmlformats.org/officeDocument/2006/math" xmlns:v="urn:schemas-microsoft-com:vml" xmlns:wp14="http://schemas.microsoft.com/office/word/2010/wordprocessingDrawing" xmlns:wp="http://schemas.openxmlformats.org/drawingml/2006/wordprocessingDrawing" xmlns:w10="urn:schemas-microsoft-com:office:word" xmlns:w="http://schemas.openxmlformats.org/wordprocessingml/2006/main" xmlns:w14="http://schemas.microsoft.com/office/word/2010/wordml" xmlns:w15="http://schemas.microsoft.com/office/word/2012/wordml" xmlns:w16cex="http://schemas.microsoft.com/office/word/2018/wordml/cex" xmlns:w16cid="http://schemas.microsoft.com/office/word/2016/wordml/cid" xmlns:w16="http://schemas.microsoft.com/office/word/2018/wordml" xmlns:w16du="http://schemas.microsoft.com/office/word/2023/wordml/word16du" xmlns:w16sdtdh="http://schemas.microsoft.com/office/word/2020/wordml/sdtdatahash" xmlns:w16sdtfl="http://schemas.microsoft.com/office/word/2024/wordml/sdtformatlock" xmlns:w16se="http://schemas.microsoft.com/office/word/2015/wordml/symex" xmlns:wpg="http://schemas.microsoft.com/office/word/2010/wordprocessingGroup" xmlns:wpi="http://schemas.microsoft.com/office/word/2010/wordprocessingInk" xmlns:wne="http://schemas.microsoft.com/office/word/2006/wordml" xmlns:wps="http://schemas.microsoft.com/office/word/2010/wordprocessingShape" mc:Ignorable="w14 w15 w16se w16cid w16 w16cex w16sdtdh w16sdtfl w16du wp14">
   <w:abstractNum w:abstractNumId="0" w15:restartNumberingAfterBreak="0">
-    <w:nsid w:val="1425761D"/>
-    <w:multiLevelType w:val="hybridMultilevel"/>
-    <w:tmpl w:val="05AE2A48"/>
-    <w:lvl w:ilvl="0" w:tplc="4009000F">
-      <w:start w:val="1"/>
-      <w:numFmt w:val="decimal"/>
-      <w:lvlText w:val="%1."/>
-      <w:lvlJc w:val="left"/>
-      <w:pPr>
-        <w:ind w:left="360" w:hanging="360"/>
-      </w:pPr>
-      <w:rPr>
-        <w:rFonts w:hint="default"/>
-      </w:rPr>
-    </w:lvl>
-    <w:lvl w:ilvl="1" w:tplc="40090019" w:tentative="1">
-      <w:start w:val="1"/>
-      <w:numFmt w:val="lowerLetter"/>
-      <w:lvlText w:val="%2."/>
-      <w:lvlJc w:val="left"/>
-      <w:pPr>
-        <w:ind w:left="1440" w:hanging="360"/>
-      </w:pPr>
-    </w:lvl>
-    <w:lvl w:ilvl="2" w:tplc="4009001B" w:tentative="1">
-      <w:start w:val="1"/>
-      <w:numFmt w:val="lowerRoman"/>
-      <w:lvlText w:val="%3."/>
-      <w:lvlJc w:val="right"/>
-      <w:pPr>
-        <w:ind w:left="2160" w:hanging="180"/>
-      </w:pPr>
-    </w:lvl>
-    <w:lvl w:ilvl="3" w:tplc="4009000F" w:tentative="1">
-      <w:start w:val="1"/>
-      <w:numFmt w:val="decimal"/>
-      <w:lvlText w:val="%4."/>
-      <w:lvlJc w:val="left"/>
-      <w:pPr>
-        <w:ind w:left="2880" w:hanging="360"/>
-      </w:pPr>
-    </w:lvl>
-    <w:lvl w:ilvl="4" w:tplc="40090019" w:tentative="1">
-      <w:start w:val="1"/>
-      <w:numFmt w:val="lowerLetter"/>
-      <w:lvlText w:val="%5."/>
-      <w:lvlJc w:val="left"/>
-      <w:pPr>
-        <w:ind w:left="3600" w:hanging="360"/>
-      </w:pPr>
-    </w:lvl>
-    <w:lvl w:ilvl="5" w:tplc="4009001B" w:tentative="1">
-      <w:start w:val="1"/>
-      <w:numFmt w:val="lowerRoman"/>
-      <w:lvlText w:val="%6."/>
-      <w:lvlJc w:val="right"/>
-      <w:pPr>
-        <w:ind w:left="4320" w:hanging="180"/>
-      </w:pPr>
-    </w:lvl>
-    <w:lvl w:ilvl="6" w:tplc="4009000F" w:tentative="1">
-      <w:start w:val="1"/>
-      <w:numFmt w:val="decimal"/>
-      <w:lvlText w:val="%7."/>
-      <w:lvlJc w:val="left"/>
-      <w:pPr>
-        <w:ind w:left="5040" w:hanging="360"/>
-      </w:pPr>
-    </w:lvl>
-    <w:lvl w:ilvl="7" w:tplc="40090019" w:tentative="1">
-      <w:start w:val="1"/>
-      <w:numFmt w:val="lowerLetter"/>
-      <w:lvlText w:val="%8."/>
-      <w:lvlJc w:val="left"/>
-      <w:pPr>
-        <w:ind w:left="5760" w:hanging="360"/>
-      </w:pPr>
-    </w:lvl>
-    <w:lvl w:ilvl="8" w:tplc="4009001B" w:tentative="1">
-      <w:start w:val="1"/>
-      <w:numFmt w:val="lowerRoman"/>
-      <w:lvlText w:val="%9."/>
-      <w:lvlJc w:val="right"/>
-      <w:pPr>
-        <w:ind w:left="6480" w:hanging="180"/>
-      </w:pPr>
-    </w:lvl>
-  </w:abstractNum>
-  <w:abstractNum w:abstractNumId="1" w15:restartNumberingAfterBreak="0">
-    <w:nsid w:val="22EA337D"/>
+    <w:nsid w:val="00D87CE2"/>
     <w:multiLevelType w:val="multilevel"/>
-    <w:tmpl w:val="F4A4CCB6"/>
+    <w:tmpl w:val="72A0F510"/>
     <w:lvl w:ilvl="0">
       <w:start w:val="1"/>
       <w:numFmt w:val="bullet"/>
@@ -2935,10 +5974,365 @@
       </w:rPr>
     </w:lvl>
   </w:abstractNum>
+  <w:abstractNum w:abstractNumId="1" w15:restartNumberingAfterBreak="0">
+    <w:nsid w:val="1425761D"/>
+    <w:multiLevelType w:val="hybridMultilevel"/>
+    <w:tmpl w:val="05AE2A48"/>
+    <w:lvl w:ilvl="0" w:tplc="4009000F">
+      <w:start w:val="1"/>
+      <w:numFmt w:val="decimal"/>
+      <w:lvlText w:val="%1."/>
+      <w:lvlJc w:val="left"/>
+      <w:pPr>
+        <w:ind w:left="360" w:hanging="360"/>
+      </w:pPr>
+      <w:rPr>
+        <w:rFonts w:hint="default"/>
+      </w:rPr>
+    </w:lvl>
+    <w:lvl w:ilvl="1" w:tplc="40090019" w:tentative="1">
+      <w:start w:val="1"/>
+      <w:numFmt w:val="lowerLetter"/>
+      <w:lvlText w:val="%2."/>
+      <w:lvlJc w:val="left"/>
+      <w:pPr>
+        <w:ind w:left="1440" w:hanging="360"/>
+      </w:pPr>
+    </w:lvl>
+    <w:lvl w:ilvl="2" w:tplc="4009001B" w:tentative="1">
+      <w:start w:val="1"/>
+      <w:numFmt w:val="lowerRoman"/>
+      <w:lvlText w:val="%3."/>
+      <w:lvlJc w:val="right"/>
+      <w:pPr>
+        <w:ind w:left="2160" w:hanging="180"/>
+      </w:pPr>
+    </w:lvl>
+    <w:lvl w:ilvl="3" w:tplc="4009000F" w:tentative="1">
+      <w:start w:val="1"/>
+      <w:numFmt w:val="decimal"/>
+      <w:lvlText w:val="%4."/>
+      <w:lvlJc w:val="left"/>
+      <w:pPr>
+        <w:ind w:left="2880" w:hanging="360"/>
+      </w:pPr>
+    </w:lvl>
+    <w:lvl w:ilvl="4" w:tplc="40090019" w:tentative="1">
+      <w:start w:val="1"/>
+      <w:numFmt w:val="lowerLetter"/>
+      <w:lvlText w:val="%5."/>
+      <w:lvlJc w:val="left"/>
+      <w:pPr>
+        <w:ind w:left="3600" w:hanging="360"/>
+      </w:pPr>
+    </w:lvl>
+    <w:lvl w:ilvl="5" w:tplc="4009001B" w:tentative="1">
+      <w:start w:val="1"/>
+      <w:numFmt w:val="lowerRoman"/>
+      <w:lvlText w:val="%6."/>
+      <w:lvlJc w:val="right"/>
+      <w:pPr>
+        <w:ind w:left="4320" w:hanging="180"/>
+      </w:pPr>
+    </w:lvl>
+    <w:lvl w:ilvl="6" w:tplc="4009000F" w:tentative="1">
+      <w:start w:val="1"/>
+      <w:numFmt w:val="decimal"/>
+      <w:lvlText w:val="%7."/>
+      <w:lvlJc w:val="left"/>
+      <w:pPr>
+        <w:ind w:left="5040" w:hanging="360"/>
+      </w:pPr>
+    </w:lvl>
+    <w:lvl w:ilvl="7" w:tplc="40090019" w:tentative="1">
+      <w:start w:val="1"/>
+      <w:numFmt w:val="lowerLetter"/>
+      <w:lvlText w:val="%8."/>
+      <w:lvlJc w:val="left"/>
+      <w:pPr>
+        <w:ind w:left="5760" w:hanging="360"/>
+      </w:pPr>
+    </w:lvl>
+    <w:lvl w:ilvl="8" w:tplc="4009001B" w:tentative="1">
+      <w:start w:val="1"/>
+      <w:numFmt w:val="lowerRoman"/>
+      <w:lvlText w:val="%9."/>
+      <w:lvlJc w:val="right"/>
+      <w:pPr>
+        <w:ind w:left="6480" w:hanging="180"/>
+      </w:pPr>
+    </w:lvl>
+  </w:abstractNum>
   <w:abstractNum w:abstractNumId="2" w15:restartNumberingAfterBreak="0">
+    <w:nsid w:val="1ABD716D"/>
+    <w:multiLevelType w:val="multilevel"/>
+    <w:tmpl w:val="8AB48AE0"/>
+    <w:lvl w:ilvl="0">
+      <w:start w:val="1"/>
+      <w:numFmt w:val="decimal"/>
+      <w:lvlText w:val="%1."/>
+      <w:lvlJc w:val="left"/>
+      <w:pPr>
+        <w:tabs>
+          <w:tab w:val="num" w:pos="720"/>
+        </w:tabs>
+        <w:ind w:left="720" w:hanging="360"/>
+      </w:pPr>
+    </w:lvl>
+    <w:lvl w:ilvl="1">
+      <w:start w:val="1"/>
+      <w:numFmt w:val="bullet"/>
+      <w:lvlText w:val="o"/>
+      <w:lvlJc w:val="left"/>
+      <w:pPr>
+        <w:tabs>
+          <w:tab w:val="num" w:pos="1440"/>
+        </w:tabs>
+        <w:ind w:left="1440" w:hanging="360"/>
+      </w:pPr>
+      <w:rPr>
+        <w:rFonts w:ascii="Courier New" w:hAnsi="Courier New" w:hint="default"/>
+        <w:sz w:val="20"/>
+      </w:rPr>
+    </w:lvl>
+    <w:lvl w:ilvl="2" w:tentative="1">
+      <w:start w:val="1"/>
+      <w:numFmt w:val="decimal"/>
+      <w:lvlText w:val="%3."/>
+      <w:lvlJc w:val="left"/>
+      <w:pPr>
+        <w:tabs>
+          <w:tab w:val="num" w:pos="2160"/>
+        </w:tabs>
+        <w:ind w:left="2160" w:hanging="360"/>
+      </w:pPr>
+    </w:lvl>
+    <w:lvl w:ilvl="3" w:tentative="1">
+      <w:start w:val="1"/>
+      <w:numFmt w:val="decimal"/>
+      <w:lvlText w:val="%4."/>
+      <w:lvlJc w:val="left"/>
+      <w:pPr>
+        <w:tabs>
+          <w:tab w:val="num" w:pos="2880"/>
+        </w:tabs>
+        <w:ind w:left="2880" w:hanging="360"/>
+      </w:pPr>
+    </w:lvl>
+    <w:lvl w:ilvl="4" w:tentative="1">
+      <w:start w:val="1"/>
+      <w:numFmt w:val="decimal"/>
+      <w:lvlText w:val="%5."/>
+      <w:lvlJc w:val="left"/>
+      <w:pPr>
+        <w:tabs>
+          <w:tab w:val="num" w:pos="3600"/>
+        </w:tabs>
+        <w:ind w:left="3600" w:hanging="360"/>
+      </w:pPr>
+    </w:lvl>
+    <w:lvl w:ilvl="5" w:tentative="1">
+      <w:start w:val="1"/>
+      <w:numFmt w:val="decimal"/>
+      <w:lvlText w:val="%6."/>
+      <w:lvlJc w:val="left"/>
+      <w:pPr>
+        <w:tabs>
+          <w:tab w:val="num" w:pos="4320"/>
+        </w:tabs>
+        <w:ind w:left="4320" w:hanging="360"/>
+      </w:pPr>
+    </w:lvl>
+    <w:lvl w:ilvl="6" w:tentative="1">
+      <w:start w:val="1"/>
+      <w:numFmt w:val="decimal"/>
+      <w:lvlText w:val="%7."/>
+      <w:lvlJc w:val="left"/>
+      <w:pPr>
+        <w:tabs>
+          <w:tab w:val="num" w:pos="5040"/>
+        </w:tabs>
+        <w:ind w:left="5040" w:hanging="360"/>
+      </w:pPr>
+    </w:lvl>
+    <w:lvl w:ilvl="7" w:tentative="1">
+      <w:start w:val="1"/>
+      <w:numFmt w:val="decimal"/>
+      <w:lvlText w:val="%8."/>
+      <w:lvlJc w:val="left"/>
+      <w:pPr>
+        <w:tabs>
+          <w:tab w:val="num" w:pos="5760"/>
+        </w:tabs>
+        <w:ind w:left="5760" w:hanging="360"/>
+      </w:pPr>
+    </w:lvl>
+    <w:lvl w:ilvl="8" w:tentative="1">
+      <w:start w:val="1"/>
+      <w:numFmt w:val="decimal"/>
+      <w:lvlText w:val="%9."/>
+      <w:lvlJc w:val="left"/>
+      <w:pPr>
+        <w:tabs>
+          <w:tab w:val="num" w:pos="6480"/>
+        </w:tabs>
+        <w:ind w:left="6480" w:hanging="360"/>
+      </w:pPr>
+    </w:lvl>
+  </w:abstractNum>
+  <w:abstractNum w:abstractNumId="3" w15:restartNumberingAfterBreak="0">
+    <w:nsid w:val="22EA337D"/>
+    <w:multiLevelType w:val="multilevel"/>
+    <w:tmpl w:val="F4A4CCB6"/>
+    <w:lvl w:ilvl="0">
+      <w:start w:val="1"/>
+      <w:numFmt w:val="bullet"/>
+      <w:lvlText w:val=""/>
+      <w:lvlJc w:val="left"/>
+      <w:pPr>
+        <w:tabs>
+          <w:tab w:val="num" w:pos="720"/>
+        </w:tabs>
+        <w:ind w:left="720" w:hanging="360"/>
+      </w:pPr>
+      <w:rPr>
+        <w:rFonts w:ascii="Symbol" w:hAnsi="Symbol" w:hint="default"/>
+        <w:sz w:val="20"/>
+      </w:rPr>
+    </w:lvl>
+    <w:lvl w:ilvl="1" w:tentative="1">
+      <w:start w:val="1"/>
+      <w:numFmt w:val="bullet"/>
+      <w:lvlText w:val="o"/>
+      <w:lvlJc w:val="left"/>
+      <w:pPr>
+        <w:tabs>
+          <w:tab w:val="num" w:pos="1440"/>
+        </w:tabs>
+        <w:ind w:left="1440" w:hanging="360"/>
+      </w:pPr>
+      <w:rPr>
+        <w:rFonts w:ascii="Courier New" w:hAnsi="Courier New" w:hint="default"/>
+        <w:sz w:val="20"/>
+      </w:rPr>
+    </w:lvl>
+    <w:lvl w:ilvl="2" w:tentative="1">
+      <w:start w:val="1"/>
+      <w:numFmt w:val="bullet"/>
+      <w:lvlText w:val=""/>
+      <w:lvlJc w:val="left"/>
+      <w:pPr>
+        <w:tabs>
+          <w:tab w:val="num" w:pos="2160"/>
+        </w:tabs>
+        <w:ind w:left="2160" w:hanging="360"/>
+      </w:pPr>
+      <w:rPr>
+        <w:rFonts w:ascii="Wingdings" w:hAnsi="Wingdings" w:hint="default"/>
+        <w:sz w:val="20"/>
+      </w:rPr>
+    </w:lvl>
+    <w:lvl w:ilvl="3" w:tentative="1">
+      <w:start w:val="1"/>
+      <w:numFmt w:val="bullet"/>
+      <w:lvlText w:val=""/>
+      <w:lvlJc w:val="left"/>
+      <w:pPr>
+        <w:tabs>
+          <w:tab w:val="num" w:pos="2880"/>
+        </w:tabs>
+        <w:ind w:left="2880" w:hanging="360"/>
+      </w:pPr>
+      <w:rPr>
+        <w:rFonts w:ascii="Wingdings" w:hAnsi="Wingdings" w:hint="default"/>
+        <w:sz w:val="20"/>
+      </w:rPr>
+    </w:lvl>
+    <w:lvl w:ilvl="4" w:tentative="1">
+      <w:start w:val="1"/>
+      <w:numFmt w:val="bullet"/>
+      <w:lvlText w:val=""/>
+      <w:lvlJc w:val="left"/>
+      <w:pPr>
+        <w:tabs>
+          <w:tab w:val="num" w:pos="3600"/>
+        </w:tabs>
+        <w:ind w:left="3600" w:hanging="360"/>
+      </w:pPr>
+      <w:rPr>
+        <w:rFonts w:ascii="Wingdings" w:hAnsi="Wingdings" w:hint="default"/>
+        <w:sz w:val="20"/>
+      </w:rPr>
+    </w:lvl>
+    <w:lvl w:ilvl="5" w:tentative="1">
+      <w:start w:val="1"/>
+      <w:numFmt w:val="bullet"/>
+      <w:lvlText w:val=""/>
+      <w:lvlJc w:val="left"/>
+      <w:pPr>
+        <w:tabs>
+          <w:tab w:val="num" w:pos="4320"/>
+        </w:tabs>
+        <w:ind w:left="4320" w:hanging="360"/>
+      </w:pPr>
+      <w:rPr>
+        <w:rFonts w:ascii="Wingdings" w:hAnsi="Wingdings" w:hint="default"/>
+        <w:sz w:val="20"/>
+      </w:rPr>
+    </w:lvl>
+    <w:lvl w:ilvl="6" w:tentative="1">
+      <w:start w:val="1"/>
+      <w:numFmt w:val="bullet"/>
+      <w:lvlText w:val=""/>
+      <w:lvlJc w:val="left"/>
+      <w:pPr>
+        <w:tabs>
+          <w:tab w:val="num" w:pos="5040"/>
+        </w:tabs>
+        <w:ind w:left="5040" w:hanging="360"/>
+      </w:pPr>
+      <w:rPr>
+        <w:rFonts w:ascii="Wingdings" w:hAnsi="Wingdings" w:hint="default"/>
+        <w:sz w:val="20"/>
+      </w:rPr>
+    </w:lvl>
+    <w:lvl w:ilvl="7" w:tentative="1">
+      <w:start w:val="1"/>
+      <w:numFmt w:val="bullet"/>
+      <w:lvlText w:val=""/>
+      <w:lvlJc w:val="left"/>
+      <w:pPr>
+        <w:tabs>
+          <w:tab w:val="num" w:pos="5760"/>
+        </w:tabs>
+        <w:ind w:left="5760" w:hanging="360"/>
+      </w:pPr>
+      <w:rPr>
+        <w:rFonts w:ascii="Wingdings" w:hAnsi="Wingdings" w:hint="default"/>
+        <w:sz w:val="20"/>
+      </w:rPr>
+    </w:lvl>
+    <w:lvl w:ilvl="8" w:tentative="1">
+      <w:start w:val="1"/>
+      <w:numFmt w:val="bullet"/>
+      <w:lvlText w:val=""/>
+      <w:lvlJc w:val="left"/>
+      <w:pPr>
+        <w:tabs>
+          <w:tab w:val="num" w:pos="6480"/>
+        </w:tabs>
+        <w:ind w:left="6480" w:hanging="360"/>
+      </w:pPr>
+      <w:rPr>
+        <w:rFonts w:ascii="Wingdings" w:hAnsi="Wingdings" w:hint="default"/>
+        <w:sz w:val="20"/>
+      </w:rPr>
+    </w:lvl>
+  </w:abstractNum>
+  <w:abstractNum w:abstractNumId="4" w15:restartNumberingAfterBreak="0">
     <w:nsid w:val="248F4BB8"/>
     <w:multiLevelType w:val="multilevel"/>
-    <w:tmpl w:val="51663A44"/>
+    <w:tmpl w:val="CFA6C9E0"/>
     <w:lvl w:ilvl="0">
       <w:start w:val="1"/>
       <w:numFmt w:val="bullet"/>
@@ -2971,6 +6365,151 @@
         <w:sz w:val="20"/>
       </w:rPr>
     </w:lvl>
+    <w:lvl w:ilvl="2">
+      <w:start w:val="1"/>
+      <w:numFmt w:val="decimal"/>
+      <w:lvlText w:val="%3."/>
+      <w:lvlJc w:val="left"/>
+      <w:pPr>
+        <w:ind w:left="360" w:hanging="360"/>
+      </w:pPr>
+      <w:rPr>
+        <w:rFonts w:hint="default"/>
+      </w:rPr>
+    </w:lvl>
+    <w:lvl w:ilvl="3" w:tentative="1">
+      <w:start w:val="1"/>
+      <w:numFmt w:val="bullet"/>
+      <w:lvlText w:val=""/>
+      <w:lvlJc w:val="left"/>
+      <w:pPr>
+        <w:tabs>
+          <w:tab w:val="num" w:pos="2880"/>
+        </w:tabs>
+        <w:ind w:left="2880" w:hanging="360"/>
+      </w:pPr>
+      <w:rPr>
+        <w:rFonts w:ascii="Wingdings" w:hAnsi="Wingdings" w:hint="default"/>
+        <w:sz w:val="20"/>
+      </w:rPr>
+    </w:lvl>
+    <w:lvl w:ilvl="4" w:tentative="1">
+      <w:start w:val="1"/>
+      <w:numFmt w:val="bullet"/>
+      <w:lvlText w:val=""/>
+      <w:lvlJc w:val="left"/>
+      <w:pPr>
+        <w:tabs>
+          <w:tab w:val="num" w:pos="3600"/>
+        </w:tabs>
+        <w:ind w:left="3600" w:hanging="360"/>
+      </w:pPr>
+      <w:rPr>
+        <w:rFonts w:ascii="Wingdings" w:hAnsi="Wingdings" w:hint="default"/>
+        <w:sz w:val="20"/>
+      </w:rPr>
+    </w:lvl>
+    <w:lvl w:ilvl="5" w:tentative="1">
+      <w:start w:val="1"/>
+      <w:numFmt w:val="bullet"/>
+      <w:lvlText w:val=""/>
+      <w:lvlJc w:val="left"/>
+      <w:pPr>
+        <w:tabs>
+          <w:tab w:val="num" w:pos="4320"/>
+        </w:tabs>
+        <w:ind w:left="4320" w:hanging="360"/>
+      </w:pPr>
+      <w:rPr>
+        <w:rFonts w:ascii="Wingdings" w:hAnsi="Wingdings" w:hint="default"/>
+        <w:sz w:val="20"/>
+      </w:rPr>
+    </w:lvl>
+    <w:lvl w:ilvl="6" w:tentative="1">
+      <w:start w:val="1"/>
+      <w:numFmt w:val="bullet"/>
+      <w:lvlText w:val=""/>
+      <w:lvlJc w:val="left"/>
+      <w:pPr>
+        <w:tabs>
+          <w:tab w:val="num" w:pos="5040"/>
+        </w:tabs>
+        <w:ind w:left="5040" w:hanging="360"/>
+      </w:pPr>
+      <w:rPr>
+        <w:rFonts w:ascii="Wingdings" w:hAnsi="Wingdings" w:hint="default"/>
+        <w:sz w:val="20"/>
+      </w:rPr>
+    </w:lvl>
+    <w:lvl w:ilvl="7" w:tentative="1">
+      <w:start w:val="1"/>
+      <w:numFmt w:val="bullet"/>
+      <w:lvlText w:val=""/>
+      <w:lvlJc w:val="left"/>
+      <w:pPr>
+        <w:tabs>
+          <w:tab w:val="num" w:pos="5760"/>
+        </w:tabs>
+        <w:ind w:left="5760" w:hanging="360"/>
+      </w:pPr>
+      <w:rPr>
+        <w:rFonts w:ascii="Wingdings" w:hAnsi="Wingdings" w:hint="default"/>
+        <w:sz w:val="20"/>
+      </w:rPr>
+    </w:lvl>
+    <w:lvl w:ilvl="8" w:tentative="1">
+      <w:start w:val="1"/>
+      <w:numFmt w:val="bullet"/>
+      <w:lvlText w:val=""/>
+      <w:lvlJc w:val="left"/>
+      <w:pPr>
+        <w:tabs>
+          <w:tab w:val="num" w:pos="6480"/>
+        </w:tabs>
+        <w:ind w:left="6480" w:hanging="360"/>
+      </w:pPr>
+      <w:rPr>
+        <w:rFonts w:ascii="Wingdings" w:hAnsi="Wingdings" w:hint="default"/>
+        <w:sz w:val="20"/>
+      </w:rPr>
+    </w:lvl>
+  </w:abstractNum>
+  <w:abstractNum w:abstractNumId="5" w15:restartNumberingAfterBreak="0">
+    <w:nsid w:val="2D845D8B"/>
+    <w:multiLevelType w:val="multilevel"/>
+    <w:tmpl w:val="C450BB2A"/>
+    <w:lvl w:ilvl="0">
+      <w:start w:val="1"/>
+      <w:numFmt w:val="bullet"/>
+      <w:lvlText w:val=""/>
+      <w:lvlJc w:val="left"/>
+      <w:pPr>
+        <w:tabs>
+          <w:tab w:val="num" w:pos="720"/>
+        </w:tabs>
+        <w:ind w:left="720" w:hanging="360"/>
+      </w:pPr>
+      <w:rPr>
+        <w:rFonts w:ascii="Symbol" w:hAnsi="Symbol" w:hint="default"/>
+        <w:sz w:val="20"/>
+      </w:rPr>
+    </w:lvl>
+    <w:lvl w:ilvl="1" w:tentative="1">
+      <w:start w:val="1"/>
+      <w:numFmt w:val="bullet"/>
+      <w:lvlText w:val="o"/>
+      <w:lvlJc w:val="left"/>
+      <w:pPr>
+        <w:tabs>
+          <w:tab w:val="num" w:pos="1440"/>
+        </w:tabs>
+        <w:ind w:left="1440" w:hanging="360"/>
+      </w:pPr>
+      <w:rPr>
+        <w:rFonts w:ascii="Courier New" w:hAnsi="Courier New" w:hint="default"/>
+        <w:sz w:val="20"/>
+      </w:rPr>
+    </w:lvl>
     <w:lvl w:ilvl="2" w:tentative="1">
       <w:start w:val="1"/>
       <w:numFmt w:val="bullet"/>
@@ -3084,10 +6623,10 @@
       </w:rPr>
     </w:lvl>
   </w:abstractNum>
-  <w:abstractNum w:abstractNumId="3" w15:restartNumberingAfterBreak="0">
-    <w:nsid w:val="2D845D8B"/>
+  <w:abstractNum w:abstractNumId="6" w15:restartNumberingAfterBreak="0">
+    <w:nsid w:val="51707D95"/>
     <w:multiLevelType w:val="multilevel"/>
-    <w:tmpl w:val="C450BB2A"/>
+    <w:tmpl w:val="21BC7D06"/>
     <w:lvl w:ilvl="0">
       <w:start w:val="1"/>
       <w:numFmt w:val="bullet"/>
@@ -3233,10 +6772,10 @@
       </w:rPr>
     </w:lvl>
   </w:abstractNum>
-  <w:abstractNum w:abstractNumId="4" w15:restartNumberingAfterBreak="0">
-    <w:nsid w:val="51707D95"/>
+  <w:abstractNum w:abstractNumId="7" w15:restartNumberingAfterBreak="0">
+    <w:nsid w:val="591A09C3"/>
     <w:multiLevelType w:val="multilevel"/>
-    <w:tmpl w:val="21BC7D06"/>
+    <w:tmpl w:val="6C3A8B2C"/>
     <w:lvl w:ilvl="0">
       <w:start w:val="1"/>
       <w:numFmt w:val="bullet"/>
@@ -3382,10 +6921,10 @@
       </w:rPr>
     </w:lvl>
   </w:abstractNum>
-  <w:abstractNum w:abstractNumId="5" w15:restartNumberingAfterBreak="0">
-    <w:nsid w:val="591A09C3"/>
+  <w:abstractNum w:abstractNumId="8" w15:restartNumberingAfterBreak="0">
+    <w:nsid w:val="7CFD5014"/>
     <w:multiLevelType w:val="multilevel"/>
-    <w:tmpl w:val="6C3A8B2C"/>
+    <w:tmpl w:val="C6706CF4"/>
     <w:lvl w:ilvl="0">
       <w:start w:val="1"/>
       <w:numFmt w:val="bullet"/>
@@ -3531,174 +7070,31 @@
       </w:rPr>
     </w:lvl>
   </w:abstractNum>
-  <w:abstractNum w:abstractNumId="6" w15:restartNumberingAfterBreak="0">
-    <w:nsid w:val="7CFD5014"/>
-    <w:multiLevelType w:val="multilevel"/>
-    <w:tmpl w:val="C6706CF4"/>
-    <w:lvl w:ilvl="0">
-      <w:start w:val="1"/>
-      <w:numFmt w:val="bullet"/>
-      <w:lvlText w:val=""/>
-      <w:lvlJc w:val="left"/>
-      <w:pPr>
-        <w:tabs>
-          <w:tab w:val="num" w:pos="720"/>
-        </w:tabs>
-        <w:ind w:left="720" w:hanging="360"/>
-      </w:pPr>
-      <w:rPr>
-        <w:rFonts w:ascii="Symbol" w:hAnsi="Symbol" w:hint="default"/>
-        <w:sz w:val="20"/>
-      </w:rPr>
-    </w:lvl>
-    <w:lvl w:ilvl="1" w:tentative="1">
-      <w:start w:val="1"/>
-      <w:numFmt w:val="bullet"/>
-      <w:lvlText w:val="o"/>
-      <w:lvlJc w:val="left"/>
-      <w:pPr>
-        <w:tabs>
-          <w:tab w:val="num" w:pos="1440"/>
-        </w:tabs>
-        <w:ind w:left="1440" w:hanging="360"/>
-      </w:pPr>
-      <w:rPr>
-        <w:rFonts w:ascii="Courier New" w:hAnsi="Courier New" w:hint="default"/>
-        <w:sz w:val="20"/>
-      </w:rPr>
-    </w:lvl>
-    <w:lvl w:ilvl="2" w:tentative="1">
-      <w:start w:val="1"/>
-      <w:numFmt w:val="bullet"/>
-      <w:lvlText w:val=""/>
-      <w:lvlJc w:val="left"/>
-      <w:pPr>
-        <w:tabs>
-          <w:tab w:val="num" w:pos="2160"/>
-        </w:tabs>
-        <w:ind w:left="2160" w:hanging="360"/>
-      </w:pPr>
-      <w:rPr>
-        <w:rFonts w:ascii="Wingdings" w:hAnsi="Wingdings" w:hint="default"/>
-        <w:sz w:val="20"/>
-      </w:rPr>
-    </w:lvl>
-    <w:lvl w:ilvl="3" w:tentative="1">
-      <w:start w:val="1"/>
-      <w:numFmt w:val="bullet"/>
-      <w:lvlText w:val=""/>
-      <w:lvlJc w:val="left"/>
-      <w:pPr>
-        <w:tabs>
-          <w:tab w:val="num" w:pos="2880"/>
-        </w:tabs>
-        <w:ind w:left="2880" w:hanging="360"/>
-      </w:pPr>
-      <w:rPr>
-        <w:rFonts w:ascii="Wingdings" w:hAnsi="Wingdings" w:hint="default"/>
-        <w:sz w:val="20"/>
-      </w:rPr>
-    </w:lvl>
-    <w:lvl w:ilvl="4" w:tentative="1">
-      <w:start w:val="1"/>
-      <w:numFmt w:val="bullet"/>
-      <w:lvlText w:val=""/>
-      <w:lvlJc w:val="left"/>
-      <w:pPr>
-        <w:tabs>
-          <w:tab w:val="num" w:pos="3600"/>
-        </w:tabs>
-        <w:ind w:left="3600" w:hanging="360"/>
-      </w:pPr>
-      <w:rPr>
-        <w:rFonts w:ascii="Wingdings" w:hAnsi="Wingdings" w:hint="default"/>
-        <w:sz w:val="20"/>
-      </w:rPr>
-    </w:lvl>
-    <w:lvl w:ilvl="5" w:tentative="1">
-      <w:start w:val="1"/>
-      <w:numFmt w:val="bullet"/>
-      <w:lvlText w:val=""/>
-      <w:lvlJc w:val="left"/>
-      <w:pPr>
-        <w:tabs>
-          <w:tab w:val="num" w:pos="4320"/>
-        </w:tabs>
-        <w:ind w:left="4320" w:hanging="360"/>
-      </w:pPr>
-      <w:rPr>
-        <w:rFonts w:ascii="Wingdings" w:hAnsi="Wingdings" w:hint="default"/>
-        <w:sz w:val="20"/>
-      </w:rPr>
-    </w:lvl>
-    <w:lvl w:ilvl="6" w:tentative="1">
-      <w:start w:val="1"/>
-      <w:numFmt w:val="bullet"/>
-      <w:lvlText w:val=""/>
-      <w:lvlJc w:val="left"/>
-      <w:pPr>
-        <w:tabs>
-          <w:tab w:val="num" w:pos="5040"/>
-        </w:tabs>
-        <w:ind w:left="5040" w:hanging="360"/>
-      </w:pPr>
-      <w:rPr>
-        <w:rFonts w:ascii="Wingdings" w:hAnsi="Wingdings" w:hint="default"/>
-        <w:sz w:val="20"/>
-      </w:rPr>
-    </w:lvl>
-    <w:lvl w:ilvl="7" w:tentative="1">
-      <w:start w:val="1"/>
-      <w:numFmt w:val="bullet"/>
-      <w:lvlText w:val=""/>
-      <w:lvlJc w:val="left"/>
-      <w:pPr>
-        <w:tabs>
-          <w:tab w:val="num" w:pos="5760"/>
-        </w:tabs>
-        <w:ind w:left="5760" w:hanging="360"/>
-      </w:pPr>
-      <w:rPr>
-        <w:rFonts w:ascii="Wingdings" w:hAnsi="Wingdings" w:hint="default"/>
-        <w:sz w:val="20"/>
-      </w:rPr>
-    </w:lvl>
-    <w:lvl w:ilvl="8" w:tentative="1">
-      <w:start w:val="1"/>
-      <w:numFmt w:val="bullet"/>
-      <w:lvlText w:val=""/>
-      <w:lvlJc w:val="left"/>
-      <w:pPr>
-        <w:tabs>
-          <w:tab w:val="num" w:pos="6480"/>
-        </w:tabs>
-        <w:ind w:left="6480" w:hanging="360"/>
-      </w:pPr>
-      <w:rPr>
-        <w:rFonts w:ascii="Wingdings" w:hAnsi="Wingdings" w:hint="default"/>
-        <w:sz w:val="20"/>
-      </w:rPr>
-    </w:lvl>
-  </w:abstractNum>
   <w:num w:numId="1" w16cid:durableId="575826170">
+    <w:abstractNumId w:val="1"/>
+  </w:num>
+  <w:num w:numId="2" w16cid:durableId="1454859686">
+    <w:abstractNumId w:val="5"/>
+  </w:num>
+  <w:num w:numId="3" w16cid:durableId="1356032942">
+    <w:abstractNumId w:val="7"/>
+  </w:num>
+  <w:num w:numId="4" w16cid:durableId="606037603">
+    <w:abstractNumId w:val="8"/>
+  </w:num>
+  <w:num w:numId="5" w16cid:durableId="1553924098">
+    <w:abstractNumId w:val="6"/>
+  </w:num>
+  <w:num w:numId="6" w16cid:durableId="221257600">
+    <w:abstractNumId w:val="3"/>
+  </w:num>
+  <w:num w:numId="7" w16cid:durableId="1330252735">
+    <w:abstractNumId w:val="4"/>
+  </w:num>
+  <w:num w:numId="8" w16cid:durableId="1975285325">
     <w:abstractNumId w:val="0"/>
   </w:num>
-  <w:num w:numId="2" w16cid:durableId="1454859686">
-    <w:abstractNumId w:val="3"/>
-  </w:num>
-  <w:num w:numId="3" w16cid:durableId="1356032942">
-    <w:abstractNumId w:val="5"/>
-  </w:num>
-  <w:num w:numId="4" w16cid:durableId="606037603">
-    <w:abstractNumId w:val="6"/>
-  </w:num>
-  <w:num w:numId="5" w16cid:durableId="1553924098">
-    <w:abstractNumId w:val="4"/>
-  </w:num>
-  <w:num w:numId="6" w16cid:durableId="221257600">
-    <w:abstractNumId w:val="1"/>
-  </w:num>
-  <w:num w:numId="7" w16cid:durableId="1330252735">
+  <w:num w:numId="9" w16cid:durableId="665010718">
     <w:abstractNumId w:val="2"/>
   </w:num>
 </w:numbering>
@@ -4132,7 +7528,6 @@
     <w:next w:val="Normal"/>
     <w:link w:val="Heading2Char"/>
     <w:uiPriority w:val="9"/>
-    <w:semiHidden/>
     <w:unhideWhenUsed/>
     <w:qFormat/>
     <w:rsid w:val="00F16634"/>
@@ -4348,7 +7743,6 @@
     <w:basedOn w:val="DefaultParagraphFont"/>
     <w:link w:val="Heading2"/>
     <w:uiPriority w:val="9"/>
-    <w:semiHidden/>
     <w:rsid w:val="00F16634"/>
     <w:rPr>
       <w:rFonts w:asciiTheme="majorHAnsi" w:eastAsiaTheme="majorEastAsia" w:hAnsiTheme="majorHAnsi" w:cstheme="majorBidi"/>
@@ -4935,4 +8329,16 @@
     </a:ext>
   </a:extLst>
 </a:theme>
+</file>
+
+<file path=customXml/item1.xml><?xml version="1.0" encoding="utf-8"?>
+<b:Sources xmlns:b="http://schemas.openxmlformats.org/officeDocument/2006/bibliography" xmlns="http://schemas.openxmlformats.org/officeDocument/2006/bibliography" SelectedStyle="\APASixthEditionOfficeOnline.xsl" StyleName="APA" Version="6"/>
+</file>
+
+<file path=customXml/itemProps1.xml><?xml version="1.0" encoding="utf-8"?>
+<ds:datastoreItem xmlns:ds="http://schemas.openxmlformats.org/officeDocument/2006/customXml" ds:itemID="{3768E30E-23C6-43E8-8684-D3458CEBF8EA}">
+  <ds:schemaRefs>
+    <ds:schemaRef ds:uri="http://schemas.openxmlformats.org/officeDocument/2006/bibliography"/>
+  </ds:schemaRefs>
+</ds:datastoreItem>
 </file>